--- a/solutions/lab_01/Лабораторная №1.docx
+++ b/solutions/lab_01/Лабораторная №1.docx
@@ -454,16 +454,12 @@
         <w:spacing w:after="283" w:line="30" w:lineRule="atLeast"/>
         <w:rPr>
           <w:rFonts w:ascii="Consolas" w:hAnsi="Consolas" w:cs="Times New Roman"/>
-          <w:sz w:val="22"/>
-          <w:szCs w:val="22"/>
-          <w:lang w:val="ru-RU"/>
-        </w:rPr>
-      </w:pPr>
-      <w:r>
-        <w:rPr>
-          <w:rFonts w:ascii="Consolas" w:hAnsi="Consolas" w:cs="Times New Roman"/>
-          <w:sz w:val="22"/>
-          <w:szCs w:val="22"/>
+          <w:lang w:val="ru-RU"/>
+        </w:rPr>
+      </w:pPr>
+      <w:r>
+        <w:rPr>
+          <w:rFonts w:ascii="Consolas" w:hAnsi="Consolas" w:cs="Times New Roman"/>
           <w:lang w:val="ru-RU"/>
         </w:rPr>
         <w:t>14</w:t>
@@ -471,8 +467,6 @@
       <w:r>
         <w:rPr>
           <w:rFonts w:ascii="Consolas" w:hAnsi="Consolas" w:cs="Times New Roman"/>
-          <w:sz w:val="22"/>
-          <w:szCs w:val="22"/>
           <w:lang w:val="ru-RU"/>
         </w:rPr>
         <w:br/>
@@ -480,16 +474,12 @@
       <w:r>
         <w:rPr>
           <w:rFonts w:ascii="Consolas" w:hAnsi="Consolas" w:cs="Times New Roman"/>
-          <w:sz w:val="22"/>
-          <w:szCs w:val="22"/>
         </w:rPr>
         <w:t>Python</w:t>
       </w:r>
       <w:r>
         <w:rPr>
           <w:rFonts w:ascii="Consolas" w:hAnsi="Consolas" w:cs="Times New Roman"/>
-          <w:sz w:val="22"/>
-          <w:szCs w:val="22"/>
           <w:lang w:val="ru-RU"/>
         </w:rPr>
         <w:t>: 8 часов</w:t>
@@ -544,98 +534,43 @@
           <w:rFonts w:ascii="Times New Roman" w:hAnsi="Times New Roman" w:cs="Times New Roman"/>
           <w:sz w:val="28"/>
           <w:szCs w:val="28"/>
-        </w:rPr>
-        <w:t xml:space="preserve">В AST </w:t>
-      </w:r>
-      <w:proofErr w:type="spellStart"/>
-      <w:r>
-        <w:rPr>
-          <w:rFonts w:ascii="Times New Roman" w:hAnsi="Times New Roman" w:cs="Times New Roman"/>
-          <w:sz w:val="28"/>
-          <w:szCs w:val="28"/>
-        </w:rPr>
-        <w:t>узел</w:t>
-      </w:r>
-      <w:proofErr w:type="spellEnd"/>
-      <w:r>
-        <w:rPr>
-          <w:rFonts w:ascii="Times New Roman" w:hAnsi="Times New Roman" w:cs="Times New Roman"/>
-          <w:sz w:val="28"/>
-          <w:szCs w:val="28"/>
-        </w:rPr>
-        <w:t xml:space="preserve"> </w:t>
-      </w:r>
-      <w:proofErr w:type="spellStart"/>
-      <w:r>
-        <w:rPr>
-          <w:rFonts w:ascii="Times New Roman" w:hAnsi="Times New Roman" w:cs="Times New Roman"/>
-          <w:sz w:val="28"/>
-          <w:szCs w:val="28"/>
-        </w:rPr>
-        <w:t>присваивания</w:t>
-      </w:r>
-      <w:proofErr w:type="spellEnd"/>
-      <w:r>
-        <w:rPr>
-          <w:rFonts w:ascii="Times New Roman" w:hAnsi="Times New Roman" w:cs="Times New Roman"/>
-          <w:sz w:val="28"/>
-          <w:szCs w:val="28"/>
-        </w:rPr>
-        <w:t xml:space="preserve"> - Assign, </w:t>
-      </w:r>
-      <w:proofErr w:type="spellStart"/>
-      <w:r>
-        <w:rPr>
-          <w:rFonts w:ascii="Times New Roman" w:hAnsi="Times New Roman" w:cs="Times New Roman"/>
-          <w:sz w:val="28"/>
-          <w:szCs w:val="28"/>
-        </w:rPr>
-        <w:t>узел</w:t>
-      </w:r>
-      <w:proofErr w:type="spellEnd"/>
-      <w:r>
-        <w:rPr>
-          <w:rFonts w:ascii="Times New Roman" w:hAnsi="Times New Roman" w:cs="Times New Roman"/>
-          <w:sz w:val="28"/>
-          <w:szCs w:val="28"/>
-        </w:rPr>
-        <w:t xml:space="preserve"> </w:t>
-      </w:r>
-      <w:proofErr w:type="spellStart"/>
-      <w:r>
-        <w:rPr>
-          <w:rFonts w:ascii="Times New Roman" w:hAnsi="Times New Roman" w:cs="Times New Roman"/>
-          <w:sz w:val="28"/>
-          <w:szCs w:val="28"/>
-        </w:rPr>
-        <w:t>арифметических</w:t>
-      </w:r>
-      <w:proofErr w:type="spellEnd"/>
-      <w:r>
-        <w:rPr>
-          <w:rFonts w:ascii="Times New Roman" w:hAnsi="Times New Roman" w:cs="Times New Roman"/>
-          <w:sz w:val="28"/>
-          <w:szCs w:val="28"/>
-        </w:rPr>
-        <w:t xml:space="preserve"> </w:t>
-      </w:r>
-      <w:proofErr w:type="spellStart"/>
-      <w:r>
-        <w:rPr>
-          <w:rFonts w:ascii="Times New Roman" w:hAnsi="Times New Roman" w:cs="Times New Roman"/>
-          <w:sz w:val="28"/>
-          <w:szCs w:val="28"/>
-        </w:rPr>
-        <w:t>операций</w:t>
-      </w:r>
-      <w:proofErr w:type="spellEnd"/>
-      <w:r>
-        <w:rPr>
-          <w:rFonts w:ascii="Times New Roman" w:hAnsi="Times New Roman" w:cs="Times New Roman"/>
-          <w:sz w:val="28"/>
-          <w:szCs w:val="28"/>
-        </w:rPr>
-        <w:t xml:space="preserve"> - </w:t>
+          <w:lang w:val="ru-RU"/>
+        </w:rPr>
+        <w:t xml:space="preserve">В </w:t>
+      </w:r>
+      <w:r>
+        <w:rPr>
+          <w:rFonts w:ascii="Times New Roman" w:hAnsi="Times New Roman" w:cs="Times New Roman"/>
+          <w:sz w:val="28"/>
+          <w:szCs w:val="28"/>
+        </w:rPr>
+        <w:t>AST</w:t>
+      </w:r>
+      <w:r>
+        <w:rPr>
+          <w:rFonts w:ascii="Times New Roman" w:hAnsi="Times New Roman" w:cs="Times New Roman"/>
+          <w:sz w:val="28"/>
+          <w:szCs w:val="28"/>
+          <w:lang w:val="ru-RU"/>
+        </w:rPr>
+        <w:t xml:space="preserve"> узел присваивания - </w:t>
+      </w:r>
+      <w:r>
+        <w:rPr>
+          <w:rFonts w:ascii="Times New Roman" w:hAnsi="Times New Roman" w:cs="Times New Roman"/>
+          <w:sz w:val="28"/>
+          <w:szCs w:val="28"/>
+        </w:rPr>
+        <w:t>Assign</w:t>
+      </w:r>
+      <w:r>
+        <w:rPr>
+          <w:rFonts w:ascii="Times New Roman" w:hAnsi="Times New Roman" w:cs="Times New Roman"/>
+          <w:sz w:val="28"/>
+          <w:szCs w:val="28"/>
+          <w:lang w:val="ru-RU"/>
+        </w:rPr>
+        <w:t xml:space="preserve">, узел арифметических операций - </w:t>
       </w:r>
       <w:proofErr w:type="spellStart"/>
       <w:proofErr w:type="gramStart"/>
@@ -653,6 +588,7 @@
           <w:rFonts w:ascii="Times New Roman" w:hAnsi="Times New Roman" w:cs="Times New Roman"/>
           <w:sz w:val="28"/>
           <w:szCs w:val="28"/>
+          <w:lang w:val="ru-RU"/>
         </w:rPr>
         <w:t>(</w:t>
       </w:r>
@@ -662,8 +598,26 @@
           <w:rFonts w:ascii="Times New Roman" w:hAnsi="Times New Roman" w:cs="Times New Roman"/>
           <w:sz w:val="28"/>
           <w:szCs w:val="28"/>
-        </w:rPr>
-        <w:t xml:space="preserve">) с </w:t>
+          <w:lang w:val="ru-RU"/>
+        </w:rPr>
+        <w:t xml:space="preserve">) с операторами </w:t>
+      </w:r>
+      <w:r>
+        <w:rPr>
+          <w:rFonts w:ascii="Times New Roman" w:hAnsi="Times New Roman" w:cs="Times New Roman"/>
+          <w:sz w:val="28"/>
+          <w:szCs w:val="28"/>
+        </w:rPr>
+        <w:t>Add</w:t>
+      </w:r>
+      <w:r>
+        <w:rPr>
+          <w:rFonts w:ascii="Times New Roman" w:hAnsi="Times New Roman" w:cs="Times New Roman"/>
+          <w:sz w:val="28"/>
+          <w:szCs w:val="28"/>
+          <w:lang w:val="ru-RU"/>
+        </w:rPr>
+        <w:t xml:space="preserve"> и </w:t>
       </w:r>
       <w:proofErr w:type="spellStart"/>
       <w:r>
@@ -672,7 +626,7 @@
           <w:sz w:val="28"/>
           <w:szCs w:val="28"/>
         </w:rPr>
-        <w:t>операторами</w:t>
+        <w:t>Mult</w:t>
       </w:r>
       <w:proofErr w:type="spellEnd"/>
       <w:r>
@@ -680,8 +634,43 @@
           <w:rFonts w:ascii="Times New Roman" w:hAnsi="Times New Roman" w:cs="Times New Roman"/>
           <w:sz w:val="28"/>
           <w:szCs w:val="28"/>
-        </w:rPr>
-        <w:t xml:space="preserve"> Add и </w:t>
+          <w:lang w:val="ru-RU"/>
+        </w:rPr>
+        <w:t xml:space="preserve">, узел вызова </w:t>
+      </w:r>
+      <w:r>
+        <w:rPr>
+          <w:rFonts w:ascii="Times New Roman" w:hAnsi="Times New Roman" w:cs="Times New Roman"/>
+          <w:sz w:val="28"/>
+          <w:szCs w:val="28"/>
+        </w:rPr>
+        <w:t>print</w:t>
+      </w:r>
+      <w:r>
+        <w:rPr>
+          <w:rFonts w:ascii="Times New Roman" w:hAnsi="Times New Roman" w:cs="Times New Roman"/>
+          <w:sz w:val="28"/>
+          <w:szCs w:val="28"/>
+          <w:lang w:val="ru-RU"/>
+        </w:rPr>
+        <w:t xml:space="preserve">() - </w:t>
+      </w:r>
+      <w:r>
+        <w:rPr>
+          <w:rFonts w:ascii="Times New Roman" w:hAnsi="Times New Roman" w:cs="Times New Roman"/>
+          <w:sz w:val="28"/>
+          <w:szCs w:val="28"/>
+        </w:rPr>
+        <w:t>Call</w:t>
+      </w:r>
+      <w:r>
+        <w:rPr>
+          <w:rFonts w:ascii="Times New Roman" w:hAnsi="Times New Roman" w:cs="Times New Roman"/>
+          <w:sz w:val="28"/>
+          <w:szCs w:val="28"/>
+          <w:lang w:val="ru-RU"/>
+        </w:rPr>
+        <w:t xml:space="preserve"> с </w:t>
       </w:r>
       <w:proofErr w:type="spellStart"/>
       <w:r>
@@ -690,7 +679,7 @@
           <w:sz w:val="28"/>
           <w:szCs w:val="28"/>
         </w:rPr>
-        <w:t>Mult</w:t>
+        <w:t>func</w:t>
       </w:r>
       <w:proofErr w:type="spellEnd"/>
       <w:r>
@@ -698,62 +687,68 @@
           <w:rFonts w:ascii="Times New Roman" w:hAnsi="Times New Roman" w:cs="Times New Roman"/>
           <w:sz w:val="28"/>
           <w:szCs w:val="28"/>
-        </w:rPr>
-        <w:t xml:space="preserve">, </w:t>
-      </w:r>
-      <w:proofErr w:type="spellStart"/>
-      <w:r>
-        <w:rPr>
-          <w:rFonts w:ascii="Times New Roman" w:hAnsi="Times New Roman" w:cs="Times New Roman"/>
-          <w:sz w:val="28"/>
-          <w:szCs w:val="28"/>
-        </w:rPr>
-        <w:t>узел</w:t>
-      </w:r>
-      <w:proofErr w:type="spellEnd"/>
-      <w:r>
-        <w:rPr>
-          <w:rFonts w:ascii="Times New Roman" w:hAnsi="Times New Roman" w:cs="Times New Roman"/>
-          <w:sz w:val="28"/>
-          <w:szCs w:val="28"/>
-        </w:rPr>
-        <w:t xml:space="preserve"> </w:t>
-      </w:r>
-      <w:proofErr w:type="spellStart"/>
-      <w:r>
-        <w:rPr>
-          <w:rFonts w:ascii="Times New Roman" w:hAnsi="Times New Roman" w:cs="Times New Roman"/>
-          <w:sz w:val="28"/>
-          <w:szCs w:val="28"/>
-        </w:rPr>
-        <w:t>вызова</w:t>
-      </w:r>
-      <w:proofErr w:type="spellEnd"/>
-      <w:r>
-        <w:rPr>
-          <w:rFonts w:ascii="Times New Roman" w:hAnsi="Times New Roman" w:cs="Times New Roman"/>
-          <w:sz w:val="28"/>
-          <w:szCs w:val="28"/>
-        </w:rPr>
-        <w:t xml:space="preserve"> print() - Call с </w:t>
-      </w:r>
-      <w:proofErr w:type="spellStart"/>
-      <w:r>
-        <w:rPr>
-          <w:rFonts w:ascii="Times New Roman" w:hAnsi="Times New Roman" w:cs="Times New Roman"/>
-          <w:sz w:val="28"/>
-          <w:szCs w:val="28"/>
-        </w:rPr>
-        <w:t>func</w:t>
-      </w:r>
-      <w:proofErr w:type="spellEnd"/>
-      <w:r>
-        <w:rPr>
-          <w:rFonts w:ascii="Times New Roman" w:hAnsi="Times New Roman" w:cs="Times New Roman"/>
-          <w:sz w:val="28"/>
-          <w:szCs w:val="28"/>
-        </w:rPr>
-        <w:t>=Name(id='print'). </w:t>
+          <w:lang w:val="ru-RU"/>
+        </w:rPr>
+        <w:t>=</w:t>
+      </w:r>
+      <w:r>
+        <w:rPr>
+          <w:rFonts w:ascii="Times New Roman" w:hAnsi="Times New Roman" w:cs="Times New Roman"/>
+          <w:sz w:val="28"/>
+          <w:szCs w:val="28"/>
+        </w:rPr>
+        <w:t>Name</w:t>
+      </w:r>
+      <w:r>
+        <w:rPr>
+          <w:rFonts w:ascii="Times New Roman" w:hAnsi="Times New Roman" w:cs="Times New Roman"/>
+          <w:sz w:val="28"/>
+          <w:szCs w:val="28"/>
+          <w:lang w:val="ru-RU"/>
+        </w:rPr>
+        <w:t>(</w:t>
+      </w:r>
+      <w:r>
+        <w:rPr>
+          <w:rFonts w:ascii="Times New Roman" w:hAnsi="Times New Roman" w:cs="Times New Roman"/>
+          <w:sz w:val="28"/>
+          <w:szCs w:val="28"/>
+        </w:rPr>
+        <w:t>id</w:t>
+      </w:r>
+      <w:r>
+        <w:rPr>
+          <w:rFonts w:ascii="Times New Roman" w:hAnsi="Times New Roman" w:cs="Times New Roman"/>
+          <w:sz w:val="28"/>
+          <w:szCs w:val="28"/>
+          <w:lang w:val="ru-RU"/>
+        </w:rPr>
+        <w:t>='</w:t>
+      </w:r>
+      <w:r>
+        <w:rPr>
+          <w:rFonts w:ascii="Times New Roman" w:hAnsi="Times New Roman" w:cs="Times New Roman"/>
+          <w:sz w:val="28"/>
+          <w:szCs w:val="28"/>
+        </w:rPr>
+        <w:t>print</w:t>
+      </w:r>
+      <w:r>
+        <w:rPr>
+          <w:rFonts w:ascii="Times New Roman" w:hAnsi="Times New Roman" w:cs="Times New Roman"/>
+          <w:sz w:val="28"/>
+          <w:szCs w:val="28"/>
+          <w:lang w:val="ru-RU"/>
+        </w:rPr>
+        <w:t>').</w:t>
+      </w:r>
+      <w:r>
+        <w:rPr>
+          <w:rFonts w:ascii="Times New Roman" w:hAnsi="Times New Roman" w:cs="Times New Roman"/>
+          <w:sz w:val="28"/>
+          <w:szCs w:val="28"/>
+        </w:rPr>
+        <w:t> </w:t>
       </w:r>
       <w:r>
         <w:rPr>
@@ -1528,7 +1523,6 @@
           <w:rFonts w:ascii="Times New Roman" w:hAnsi="Times New Roman" w:cs="Times New Roman"/>
           <w:sz w:val="28"/>
           <w:szCs w:val="28"/>
-          <w:lang w:val="ru-RU"/>
         </w:rPr>
       </w:pPr>
       <w:r>
@@ -1553,7 +1547,6 @@
           <w:rFonts w:ascii="Times New Roman" w:hAnsi="Times New Roman" w:cs="Times New Roman"/>
           <w:sz w:val="28"/>
           <w:szCs w:val="28"/>
-          <w:lang w:val="ru-RU"/>
         </w:rPr>
         <w:t>2</w:t>
       </w:r>
@@ -1578,9 +1571,25 @@
           <w:rFonts w:ascii="Times New Roman" w:hAnsi="Times New Roman" w:cs="Times New Roman"/>
           <w:sz w:val="28"/>
           <w:szCs w:val="28"/>
-          <w:lang w:val="ru-RU"/>
-        </w:rPr>
-        <w:t xml:space="preserve"> Задание №2</w:t>
+        </w:rPr>
+        <w:t xml:space="preserve"> </w:t>
+      </w:r>
+      <w:r>
+        <w:rPr>
+          <w:rFonts w:ascii="Times New Roman" w:hAnsi="Times New Roman" w:cs="Times New Roman"/>
+          <w:sz w:val="28"/>
+          <w:szCs w:val="28"/>
+          <w:lang w:val="ru-RU"/>
+        </w:rPr>
+        <w:t>Задание</w:t>
+      </w:r>
+      <w:r>
+        <w:rPr>
+          <w:rFonts w:ascii="Times New Roman" w:hAnsi="Times New Roman" w:cs="Times New Roman"/>
+          <w:sz w:val="28"/>
+          <w:szCs w:val="28"/>
+        </w:rPr>
+        <w:t xml:space="preserve"> №2</w:t>
       </w:r>
     </w:p>
     <w:p>
@@ -2700,7 +2709,32 @@
           <w:szCs w:val="28"/>
           <w:lang w:val="ru-RU"/>
         </w:rPr>
-        <w:t xml:space="preserve">Задание №3, эксперимент </w:t>
+        <w:t>Задание</w:t>
+      </w:r>
+      <w:r>
+        <w:rPr>
+          <w:rFonts w:ascii="Times New Roman" w:hAnsi="Times New Roman" w:cs="Times New Roman"/>
+          <w:sz w:val="28"/>
+          <w:szCs w:val="28"/>
+        </w:rPr>
+        <w:t xml:space="preserve"> №3, </w:t>
+      </w:r>
+      <w:r>
+        <w:rPr>
+          <w:rFonts w:ascii="Times New Roman" w:hAnsi="Times New Roman" w:cs="Times New Roman"/>
+          <w:sz w:val="28"/>
+          <w:szCs w:val="28"/>
+          <w:lang w:val="ru-RU"/>
+        </w:rPr>
+        <w:t>эксперимент</w:t>
+      </w:r>
+      <w:r>
+        <w:rPr>
+          <w:rFonts w:ascii="Times New Roman" w:hAnsi="Times New Roman" w:cs="Times New Roman"/>
+          <w:sz w:val="28"/>
+          <w:szCs w:val="28"/>
+        </w:rPr>
+        <w:t xml:space="preserve"> </w:t>
       </w:r>
       <w:r>
         <w:rPr>
@@ -2718,23 +2752,17 @@
         <w:spacing w:after="283" w:line="30" w:lineRule="atLeast"/>
         <w:rPr>
           <w:rFonts w:ascii="Consolas" w:hAnsi="Consolas" w:cs="Times New Roman"/>
-          <w:sz w:val="22"/>
-          <w:szCs w:val="22"/>
-        </w:rPr>
-      </w:pPr>
-      <w:r>
-        <w:rPr>
-          <w:rFonts w:ascii="Consolas" w:hAnsi="Consolas" w:cs="Times New Roman"/>
-          <w:sz w:val="22"/>
-          <w:szCs w:val="22"/>
+        </w:rPr>
+      </w:pPr>
+      <w:r>
+        <w:rPr>
+          <w:rFonts w:ascii="Consolas" w:hAnsi="Consolas" w:cs="Times New Roman"/>
         </w:rPr>
         <w:t>x + y = 22 | &lt;class 'int'&gt;</w:t>
       </w:r>
       <w:r>
         <w:rPr>
           <w:rFonts w:ascii="Consolas" w:hAnsi="Consolas" w:cs="Times New Roman"/>
-          <w:sz w:val="22"/>
-          <w:szCs w:val="22"/>
         </w:rPr>
         <w:br/>
         <w:t>x - y = 12 | &lt;class 'int'&gt;</w:t>
@@ -2742,8 +2770,6 @@
       <w:r>
         <w:rPr>
           <w:rFonts w:ascii="Consolas" w:hAnsi="Consolas" w:cs="Times New Roman"/>
-          <w:sz w:val="22"/>
-          <w:szCs w:val="22"/>
         </w:rPr>
         <w:br/>
         <w:t>x * y = 85 | &lt;class 'int'&gt;</w:t>
@@ -2751,8 +2777,6 @@
       <w:r>
         <w:rPr>
           <w:rFonts w:ascii="Consolas" w:hAnsi="Consolas" w:cs="Times New Roman"/>
-          <w:sz w:val="22"/>
-          <w:szCs w:val="22"/>
         </w:rPr>
         <w:br/>
         <w:t>x / y = 3.4 | &lt;class 'float'&gt;</w:t>
@@ -2760,8 +2784,6 @@
       <w:r>
         <w:rPr>
           <w:rFonts w:ascii="Consolas" w:hAnsi="Consolas" w:cs="Times New Roman"/>
-          <w:sz w:val="22"/>
-          <w:szCs w:val="22"/>
         </w:rPr>
         <w:br/>
         <w:t>x // y = 3 | &lt;class 'int'&gt;</w:t>
@@ -2769,8 +2791,6 @@
       <w:r>
         <w:rPr>
           <w:rFonts w:ascii="Consolas" w:hAnsi="Consolas" w:cs="Times New Roman"/>
-          <w:sz w:val="22"/>
-          <w:szCs w:val="22"/>
         </w:rPr>
         <w:br/>
         <w:t>x % y = 2 | &lt;class 'int'&gt;</w:t>
@@ -2778,8 +2798,6 @@
       <w:r>
         <w:rPr>
           <w:rFonts w:ascii="Consolas" w:hAnsi="Consolas" w:cs="Times New Roman"/>
-          <w:sz w:val="22"/>
-          <w:szCs w:val="22"/>
         </w:rPr>
         <w:br/>
         <w:t>x ** y = 1419857 | &lt;class 'int'&gt;</w:t>
@@ -2956,7 +2974,7 @@
           <w:rFonts w:ascii="Times New Roman" w:eastAsia="MS Mincho" w:hAnsi="Times New Roman" w:cs="Times New Roman"/>
           <w:sz w:val="28"/>
           <w:szCs w:val="28"/>
-          <w:lang w:eastAsia="ja-JP"/>
+          <w:lang w:val="ru-RU" w:eastAsia="ja-JP"/>
         </w:rPr>
       </w:pPr>
       <w:r>
@@ -2985,16 +3003,12 @@
         <w:spacing w:after="283" w:line="30" w:lineRule="atLeast"/>
         <w:rPr>
           <w:rFonts w:ascii="Consolas" w:hAnsi="Consolas" w:cs="Times New Roman"/>
-          <w:sz w:val="22"/>
-          <w:szCs w:val="22"/>
-          <w:lang w:val="ru-RU"/>
-        </w:rPr>
-      </w:pPr>
-      <w:r>
-        <w:rPr>
-          <w:rFonts w:ascii="Consolas" w:hAnsi="Consolas" w:cs="Times New Roman"/>
-          <w:sz w:val="22"/>
-          <w:szCs w:val="22"/>
+          <w:lang w:val="ru-RU"/>
+        </w:rPr>
+      </w:pPr>
+      <w:r>
+        <w:rPr>
+          <w:rFonts w:ascii="Consolas" w:hAnsi="Consolas" w:cs="Times New Roman"/>
           <w:lang w:val="ru-RU"/>
         </w:rPr>
         <w:t>2**1000 = 10715086071862673209484250490600018105614048117055336074437503883703510511249361224931983788156958581275946729175531468251871452856923140435984577574698574803934567774824230985421074605062371141877954182153046474983581941267398767559165543946077062914571196477686542167660429831652624386837205668069376</w:t>
@@ -3002,8 +3016,6 @@
       <w:r>
         <w:rPr>
           <w:rFonts w:ascii="Consolas" w:hAnsi="Consolas" w:cs="Times New Roman"/>
-          <w:sz w:val="22"/>
-          <w:szCs w:val="22"/>
           <w:lang w:val="ru-RU"/>
         </w:rPr>
         <w:br/>
@@ -3012,8 +3024,6 @@
       <w:r>
         <w:rPr>
           <w:rFonts w:ascii="Consolas" w:hAnsi="Consolas" w:cs="Times New Roman"/>
-          <w:sz w:val="22"/>
-          <w:szCs w:val="22"/>
           <w:lang w:val="ru-RU"/>
         </w:rPr>
         <w:br/>
@@ -3022,16 +3032,12 @@
       <w:r>
         <w:rPr>
           <w:rFonts w:ascii="Consolas" w:hAnsi="Consolas" w:cs="Times New Roman"/>
-          <w:sz w:val="22"/>
-          <w:szCs w:val="22"/>
         </w:rPr>
         <w:t>class</w:t>
       </w:r>
       <w:r>
         <w:rPr>
           <w:rFonts w:ascii="Consolas" w:hAnsi="Consolas" w:cs="Times New Roman"/>
-          <w:sz w:val="22"/>
-          <w:szCs w:val="22"/>
           <w:lang w:val="ru-RU"/>
         </w:rPr>
         <w:t xml:space="preserve"> '</w:t>
@@ -3039,16 +3045,12 @@
       <w:r>
         <w:rPr>
           <w:rFonts w:ascii="Consolas" w:hAnsi="Consolas" w:cs="Times New Roman"/>
-          <w:sz w:val="22"/>
-          <w:szCs w:val="22"/>
         </w:rPr>
         <w:t>int</w:t>
       </w:r>
       <w:r>
         <w:rPr>
           <w:rFonts w:ascii="Consolas" w:hAnsi="Consolas" w:cs="Times New Roman"/>
-          <w:sz w:val="22"/>
-          <w:szCs w:val="22"/>
           <w:lang w:val="ru-RU"/>
         </w:rPr>
         <w:t>'&gt;</w:t>
@@ -3064,61 +3066,51 @@
           <w:rFonts w:ascii="Times New Roman" w:hAnsi="Times New Roman" w:cs="Times New Roman"/>
           <w:sz w:val="28"/>
           <w:szCs w:val="28"/>
-        </w:rPr>
-      </w:pPr>
-      <w:proofErr w:type="spellStart"/>
-      <w:r>
-        <w:rPr>
-          <w:rFonts w:ascii="Times New Roman" w:hAnsi="Times New Roman" w:cs="Times New Roman"/>
-          <w:sz w:val="28"/>
-          <w:szCs w:val="28"/>
-        </w:rPr>
-        <w:t>Эксперимент</w:t>
-      </w:r>
-      <w:proofErr w:type="spellEnd"/>
-      <w:r>
-        <w:rPr>
-          <w:rFonts w:ascii="Times New Roman" w:hAnsi="Times New Roman" w:cs="Times New Roman"/>
-          <w:sz w:val="28"/>
-          <w:szCs w:val="28"/>
-        </w:rPr>
-        <w:t xml:space="preserve"> C: </w:t>
-      </w:r>
-      <w:proofErr w:type="spellStart"/>
-      <w:r>
-        <w:rPr>
-          <w:rFonts w:ascii="Times New Roman" w:hAnsi="Times New Roman" w:cs="Times New Roman"/>
-          <w:sz w:val="28"/>
-          <w:szCs w:val="28"/>
-        </w:rPr>
-        <w:t>Вывод</w:t>
-      </w:r>
-      <w:proofErr w:type="spellEnd"/>
-      <w:r>
-        <w:rPr>
-          <w:rFonts w:ascii="Times New Roman" w:hAnsi="Times New Roman" w:cs="Times New Roman"/>
-          <w:sz w:val="28"/>
-          <w:szCs w:val="28"/>
-        </w:rPr>
-        <w:t xml:space="preserve"> </w:t>
-      </w:r>
-      <w:proofErr w:type="spellStart"/>
-      <w:r>
-        <w:rPr>
-          <w:rFonts w:ascii="Times New Roman" w:hAnsi="Times New Roman" w:cs="Times New Roman"/>
-          <w:sz w:val="28"/>
-          <w:szCs w:val="28"/>
-        </w:rPr>
-        <w:t>кода</w:t>
-      </w:r>
-      <w:proofErr w:type="spellEnd"/>
-      <w:r>
-        <w:rPr>
-          <w:rFonts w:ascii="Times New Roman" w:hAnsi="Times New Roman" w:cs="Times New Roman"/>
-          <w:sz w:val="28"/>
-          <w:szCs w:val="28"/>
+          <w:lang w:val="ru-RU"/>
+        </w:rPr>
+      </w:pPr>
+      <w:r>
+        <w:rPr>
+          <w:rFonts w:ascii="Times New Roman" w:hAnsi="Times New Roman" w:cs="Times New Roman"/>
+          <w:sz w:val="28"/>
+          <w:szCs w:val="28"/>
+          <w:lang w:val="ru-RU"/>
+        </w:rPr>
+        <w:t xml:space="preserve">Эксперимент </w:t>
+      </w:r>
+      <w:r>
+        <w:rPr>
+          <w:rFonts w:ascii="Times New Roman" w:hAnsi="Times New Roman" w:cs="Times New Roman"/>
+          <w:sz w:val="28"/>
+          <w:szCs w:val="28"/>
+        </w:rPr>
+        <w:t>C</w:t>
+      </w:r>
+      <w:r>
+        <w:rPr>
+          <w:rFonts w:ascii="Times New Roman" w:hAnsi="Times New Roman" w:cs="Times New Roman"/>
+          <w:sz w:val="28"/>
+          <w:szCs w:val="28"/>
+          <w:lang w:val="ru-RU"/>
         </w:rPr>
         <w:t>:</w:t>
+      </w:r>
+      <w:r>
+        <w:rPr>
+          <w:rFonts w:ascii="Times New Roman" w:hAnsi="Times New Roman" w:cs="Times New Roman"/>
+          <w:sz w:val="28"/>
+          <w:szCs w:val="28"/>
+        </w:rPr>
+        <w:t> </w:t>
+      </w:r>
+      <w:r>
+        <w:rPr>
+          <w:rFonts w:ascii="Times New Roman" w:hAnsi="Times New Roman" w:cs="Times New Roman"/>
+          <w:sz w:val="28"/>
+          <w:szCs w:val="28"/>
+          <w:lang w:val="ru-RU"/>
+        </w:rPr>
+        <w:t>Вывод кода:</w:t>
       </w:r>
     </w:p>
     <w:p>
@@ -3130,7 +3122,7 @@
           <w:rFonts w:ascii="Times New Roman" w:eastAsia="MS Mincho" w:hAnsi="Times New Roman" w:cs="Times New Roman"/>
           <w:sz w:val="28"/>
           <w:szCs w:val="28"/>
-          <w:lang w:eastAsia="ja-JP"/>
+          <w:lang w:val="ru-RU" w:eastAsia="ja-JP"/>
         </w:rPr>
       </w:pPr>
       <w:r>
@@ -3159,23 +3151,17 @@
         <w:spacing w:after="283" w:line="30" w:lineRule="atLeast"/>
         <w:rPr>
           <w:rFonts w:ascii="Consolas" w:hAnsi="Consolas" w:cs="Times New Roman"/>
-          <w:sz w:val="22"/>
-          <w:szCs w:val="22"/>
-        </w:rPr>
-      </w:pPr>
-      <w:r>
-        <w:rPr>
-          <w:rFonts w:ascii="Consolas" w:hAnsi="Consolas" w:cs="Times New Roman"/>
-          <w:sz w:val="22"/>
-          <w:szCs w:val="22"/>
+        </w:rPr>
+      </w:pPr>
+      <w:r>
+        <w:rPr>
+          <w:rFonts w:ascii="Consolas" w:hAnsi="Consolas" w:cs="Times New Roman"/>
         </w:rPr>
         <w:t>result = 0.30000000000000004</w:t>
       </w:r>
       <w:r>
         <w:rPr>
           <w:rFonts w:ascii="Consolas" w:hAnsi="Consolas" w:cs="Times New Roman"/>
-          <w:sz w:val="22"/>
-          <w:szCs w:val="22"/>
         </w:rPr>
         <w:br/>
         <w:t>result == 0.3: False</w:t>
@@ -3183,8 +3169,6 @@
       <w:r>
         <w:rPr>
           <w:rFonts w:ascii="Consolas" w:hAnsi="Consolas" w:cs="Times New Roman"/>
-          <w:sz w:val="22"/>
-          <w:szCs w:val="22"/>
         </w:rPr>
         <w:br/>
         <w:t>result - 0.3 = 5.551115123125783e-17</w:t>
@@ -3192,8 +3176,6 @@
       <w:r>
         <w:rPr>
           <w:rFonts w:ascii="Consolas" w:hAnsi="Consolas" w:cs="Times New Roman"/>
-          <w:sz w:val="22"/>
-          <w:szCs w:val="22"/>
         </w:rPr>
         <w:br/>
       </w:r>
@@ -3201,8 +3183,6 @@
       <w:r>
         <w:rPr>
           <w:rFonts w:ascii="Consolas" w:hAnsi="Consolas" w:cs="Times New Roman"/>
-          <w:sz w:val="22"/>
-          <w:szCs w:val="22"/>
         </w:rPr>
         <w:t>math.isclose</w:t>
       </w:r>
@@ -3210,8 +3190,6 @@
       <w:r>
         <w:rPr>
           <w:rFonts w:ascii="Consolas" w:hAnsi="Consolas" w:cs="Times New Roman"/>
-          <w:sz w:val="22"/>
-          <w:szCs w:val="22"/>
         </w:rPr>
         <w:t>(result, 0.3): True</w:t>
       </w:r>
@@ -3462,6 +3440,7 @@
           <w:rFonts w:ascii="Times New Roman" w:hAnsi="Times New Roman" w:cs="Times New Roman"/>
           <w:sz w:val="28"/>
           <w:szCs w:val="28"/>
+          <w:lang w:val="ru-RU"/>
         </w:rPr>
       </w:pPr>
       <w:r>
@@ -3489,42 +3468,78 @@
         <w:spacing w:after="283" w:line="30" w:lineRule="atLeast"/>
         <w:rPr>
           <w:rFonts w:ascii="Consolas" w:hAnsi="Consolas" w:cs="Times New Roman"/>
-          <w:sz w:val="22"/>
-          <w:szCs w:val="22"/>
-          <w:lang w:val="ru-RU"/>
-        </w:rPr>
-      </w:pPr>
-      <w:r>
-        <w:rPr>
-          <w:rFonts w:ascii="Consolas" w:hAnsi="Consolas" w:cs="Times New Roman"/>
-          <w:sz w:val="22"/>
-          <w:szCs w:val="22"/>
+          <w:lang w:val="ru-RU"/>
+        </w:rPr>
+      </w:pPr>
+      <w:r>
+        <w:rPr>
+          <w:rFonts w:ascii="Consolas" w:hAnsi="Consolas" w:cs="Times New Roman"/>
+        </w:rPr>
+        <w:t>int</w:t>
+      </w:r>
+      <w:r>
+        <w:rPr>
+          <w:rFonts w:ascii="Consolas" w:hAnsi="Consolas" w:cs="Times New Roman"/>
+          <w:lang w:val="ru-RU"/>
+        </w:rPr>
+        <w:t>('42') = 42 | &lt;</w:t>
+      </w:r>
+      <w:r>
+        <w:rPr>
+          <w:rFonts w:ascii="Consolas" w:hAnsi="Consolas" w:cs="Times New Roman"/>
+        </w:rPr>
+        <w:t>class</w:t>
+      </w:r>
+      <w:r>
+        <w:rPr>
+          <w:rFonts w:ascii="Consolas" w:hAnsi="Consolas" w:cs="Times New Roman"/>
+          <w:lang w:val="ru-RU"/>
+        </w:rPr>
+        <w:t xml:space="preserve"> '</w:t>
+      </w:r>
+      <w:r>
+        <w:rPr>
+          <w:rFonts w:ascii="Consolas" w:hAnsi="Consolas" w:cs="Times New Roman"/>
+        </w:rPr>
+        <w:t>int</w:t>
+      </w:r>
+      <w:r>
+        <w:rPr>
+          <w:rFonts w:ascii="Consolas" w:hAnsi="Consolas" w:cs="Times New Roman"/>
+          <w:lang w:val="ru-RU"/>
+        </w:rPr>
+        <w:t>'&gt;</w:t>
+      </w:r>
+      <w:r>
+        <w:rPr>
+          <w:rFonts w:ascii="Consolas" w:hAnsi="Consolas" w:cs="Times New Roman"/>
+          <w:lang w:val="ru-RU"/>
+        </w:rPr>
+        <w:br/>
+      </w:r>
+      <w:r>
+        <w:rPr>
+          <w:rFonts w:ascii="Consolas" w:hAnsi="Consolas" w:cs="Times New Roman"/>
         </w:rPr>
         <w:lastRenderedPageBreak/>
-        <w:t>int</w:t>
-      </w:r>
-      <w:r>
-        <w:rPr>
-          <w:rFonts w:ascii="Consolas" w:hAnsi="Consolas" w:cs="Times New Roman"/>
-          <w:sz w:val="22"/>
-          <w:szCs w:val="22"/>
-          <w:lang w:val="ru-RU"/>
-        </w:rPr>
-        <w:t>('42') = 42 | &lt;</w:t>
-      </w:r>
-      <w:r>
-        <w:rPr>
-          <w:rFonts w:ascii="Consolas" w:hAnsi="Consolas" w:cs="Times New Roman"/>
-          <w:sz w:val="22"/>
-          <w:szCs w:val="22"/>
+        <w:t>float</w:t>
+      </w:r>
+      <w:r>
+        <w:rPr>
+          <w:rFonts w:ascii="Consolas" w:hAnsi="Consolas" w:cs="Times New Roman"/>
+          <w:lang w:val="ru-RU"/>
+        </w:rPr>
+        <w:t>('3.14') = 3.14 | &lt;</w:t>
+      </w:r>
+      <w:r>
+        <w:rPr>
+          <w:rFonts w:ascii="Consolas" w:hAnsi="Consolas" w:cs="Times New Roman"/>
         </w:rPr>
         <w:t>class</w:t>
       </w:r>
       <w:r>
         <w:rPr>
           <w:rFonts w:ascii="Consolas" w:hAnsi="Consolas" w:cs="Times New Roman"/>
-          <w:sz w:val="22"/>
-          <w:szCs w:val="22"/>
           <w:lang w:val="ru-RU"/>
         </w:rPr>
         <w:t xml:space="preserve"> '</w:t>
@@ -3532,16 +3547,12 @@
       <w:r>
         <w:rPr>
           <w:rFonts w:ascii="Consolas" w:hAnsi="Consolas" w:cs="Times New Roman"/>
-          <w:sz w:val="22"/>
-          <w:szCs w:val="22"/>
-        </w:rPr>
-        <w:t>int</w:t>
-      </w:r>
-      <w:r>
-        <w:rPr>
-          <w:rFonts w:ascii="Consolas" w:hAnsi="Consolas" w:cs="Times New Roman"/>
-          <w:sz w:val="22"/>
-          <w:szCs w:val="22"/>
+        </w:rPr>
+        <w:t>float</w:t>
+      </w:r>
+      <w:r>
+        <w:rPr>
+          <w:rFonts w:ascii="Consolas" w:hAnsi="Consolas" w:cs="Times New Roman"/>
           <w:lang w:val="ru-RU"/>
         </w:rPr>
         <w:t>'&gt;</w:t>
@@ -3549,8 +3560,6 @@
       <w:r>
         <w:rPr>
           <w:rFonts w:ascii="Consolas" w:hAnsi="Consolas" w:cs="Times New Roman"/>
-          <w:sz w:val="22"/>
-          <w:szCs w:val="22"/>
           <w:lang w:val="ru-RU"/>
         </w:rPr>
         <w:br/>
@@ -3558,33 +3567,25 @@
       <w:r>
         <w:rPr>
           <w:rFonts w:ascii="Consolas" w:hAnsi="Consolas" w:cs="Times New Roman"/>
-          <w:sz w:val="22"/>
-          <w:szCs w:val="22"/>
-        </w:rPr>
-        <w:t>float</w:t>
-      </w:r>
-      <w:r>
-        <w:rPr>
-          <w:rFonts w:ascii="Consolas" w:hAnsi="Consolas" w:cs="Times New Roman"/>
-          <w:sz w:val="22"/>
-          <w:szCs w:val="22"/>
-          <w:lang w:val="ru-RU"/>
-        </w:rPr>
-        <w:t>('3.14') = 3.14 | &lt;</w:t>
-      </w:r>
-      <w:r>
-        <w:rPr>
-          <w:rFonts w:ascii="Consolas" w:hAnsi="Consolas" w:cs="Times New Roman"/>
-          <w:sz w:val="22"/>
-          <w:szCs w:val="22"/>
+        </w:rPr>
+        <w:t>str</w:t>
+      </w:r>
+      <w:r>
+        <w:rPr>
+          <w:rFonts w:ascii="Consolas" w:hAnsi="Consolas" w:cs="Times New Roman"/>
+          <w:lang w:val="ru-RU"/>
+        </w:rPr>
+        <w:t>(2026) = 2026 | &lt;</w:t>
+      </w:r>
+      <w:r>
+        <w:rPr>
+          <w:rFonts w:ascii="Consolas" w:hAnsi="Consolas" w:cs="Times New Roman"/>
         </w:rPr>
         <w:t>class</w:t>
       </w:r>
       <w:r>
         <w:rPr>
           <w:rFonts w:ascii="Consolas" w:hAnsi="Consolas" w:cs="Times New Roman"/>
-          <w:sz w:val="22"/>
-          <w:szCs w:val="22"/>
           <w:lang w:val="ru-RU"/>
         </w:rPr>
         <w:t xml:space="preserve"> '</w:t>
@@ -3592,16 +3593,12 @@
       <w:r>
         <w:rPr>
           <w:rFonts w:ascii="Consolas" w:hAnsi="Consolas" w:cs="Times New Roman"/>
-          <w:sz w:val="22"/>
-          <w:szCs w:val="22"/>
-        </w:rPr>
-        <w:t>float</w:t>
-      </w:r>
-      <w:r>
-        <w:rPr>
-          <w:rFonts w:ascii="Consolas" w:hAnsi="Consolas" w:cs="Times New Roman"/>
-          <w:sz w:val="22"/>
-          <w:szCs w:val="22"/>
+        </w:rPr>
+        <w:t>str</w:t>
+      </w:r>
+      <w:r>
+        <w:rPr>
+          <w:rFonts w:ascii="Consolas" w:hAnsi="Consolas" w:cs="Times New Roman"/>
           <w:lang w:val="ru-RU"/>
         </w:rPr>
         <w:t>'&gt;</w:t>
@@ -3609,8 +3606,6 @@
       <w:r>
         <w:rPr>
           <w:rFonts w:ascii="Consolas" w:hAnsi="Consolas" w:cs="Times New Roman"/>
-          <w:sz w:val="22"/>
-          <w:szCs w:val="22"/>
           <w:lang w:val="ru-RU"/>
         </w:rPr>
         <w:br/>
@@ -3618,33 +3613,38 @@
       <w:r>
         <w:rPr>
           <w:rFonts w:ascii="Consolas" w:hAnsi="Consolas" w:cs="Times New Roman"/>
-          <w:sz w:val="22"/>
-          <w:szCs w:val="22"/>
-        </w:rPr>
-        <w:t>str</w:t>
-      </w:r>
-      <w:r>
-        <w:rPr>
-          <w:rFonts w:ascii="Consolas" w:hAnsi="Consolas" w:cs="Times New Roman"/>
-          <w:sz w:val="22"/>
-          <w:szCs w:val="22"/>
-          <w:lang w:val="ru-RU"/>
-        </w:rPr>
-        <w:t>(2026) = 2026 | &lt;</w:t>
-      </w:r>
-      <w:r>
-        <w:rPr>
-          <w:rFonts w:ascii="Consolas" w:hAnsi="Consolas" w:cs="Times New Roman"/>
-          <w:sz w:val="22"/>
-          <w:szCs w:val="22"/>
+        </w:rPr>
+        <w:t>bool</w:t>
+      </w:r>
+      <w:r>
+        <w:rPr>
+          <w:rFonts w:ascii="Consolas" w:hAnsi="Consolas" w:cs="Times New Roman"/>
+          <w:lang w:val="ru-RU"/>
+        </w:rPr>
+        <w:t xml:space="preserve">(0) = </w:t>
+      </w:r>
+      <w:r>
+        <w:rPr>
+          <w:rFonts w:ascii="Consolas" w:hAnsi="Consolas" w:cs="Times New Roman"/>
+        </w:rPr>
+        <w:t>False</w:t>
+      </w:r>
+      <w:r>
+        <w:rPr>
+          <w:rFonts w:ascii="Consolas" w:hAnsi="Consolas" w:cs="Times New Roman"/>
+          <w:lang w:val="ru-RU"/>
+        </w:rPr>
+        <w:t xml:space="preserve"> | &lt;</w:t>
+      </w:r>
+      <w:r>
+        <w:rPr>
+          <w:rFonts w:ascii="Consolas" w:hAnsi="Consolas" w:cs="Times New Roman"/>
         </w:rPr>
         <w:t>class</w:t>
       </w:r>
       <w:r>
         <w:rPr>
           <w:rFonts w:ascii="Consolas" w:hAnsi="Consolas" w:cs="Times New Roman"/>
-          <w:sz w:val="22"/>
-          <w:szCs w:val="22"/>
           <w:lang w:val="ru-RU"/>
         </w:rPr>
         <w:t xml:space="preserve"> '</w:t>
@@ -3652,16 +3652,12 @@
       <w:r>
         <w:rPr>
           <w:rFonts w:ascii="Consolas" w:hAnsi="Consolas" w:cs="Times New Roman"/>
-          <w:sz w:val="22"/>
-          <w:szCs w:val="22"/>
-        </w:rPr>
-        <w:t>str</w:t>
-      </w:r>
-      <w:r>
-        <w:rPr>
-          <w:rFonts w:ascii="Consolas" w:hAnsi="Consolas" w:cs="Times New Roman"/>
-          <w:sz w:val="22"/>
-          <w:szCs w:val="22"/>
+        </w:rPr>
+        <w:t>bool</w:t>
+      </w:r>
+      <w:r>
+        <w:rPr>
+          <w:rFonts w:ascii="Consolas" w:hAnsi="Consolas" w:cs="Times New Roman"/>
           <w:lang w:val="ru-RU"/>
         </w:rPr>
         <w:t>'&gt;</w:t>
@@ -3669,8 +3665,6 @@
       <w:r>
         <w:rPr>
           <w:rFonts w:ascii="Consolas" w:hAnsi="Consolas" w:cs="Times New Roman"/>
-          <w:sz w:val="22"/>
-          <w:szCs w:val="22"/>
           <w:lang w:val="ru-RU"/>
         </w:rPr>
         <w:br/>
@@ -3678,33 +3672,84 @@
       <w:r>
         <w:rPr>
           <w:rFonts w:ascii="Consolas" w:hAnsi="Consolas" w:cs="Times New Roman"/>
-          <w:sz w:val="22"/>
-          <w:szCs w:val="22"/>
         </w:rPr>
         <w:t>bool</w:t>
       </w:r>
       <w:r>
         <w:rPr>
           <w:rFonts w:ascii="Consolas" w:hAnsi="Consolas" w:cs="Times New Roman"/>
-          <w:sz w:val="22"/>
-          <w:szCs w:val="22"/>
-          <w:lang w:val="ru-RU"/>
-        </w:rPr>
-        <w:t xml:space="preserve">(0) = </w:t>
-      </w:r>
-      <w:r>
-        <w:rPr>
-          <w:rFonts w:ascii="Consolas" w:hAnsi="Consolas" w:cs="Times New Roman"/>
-          <w:sz w:val="22"/>
-          <w:szCs w:val="22"/>
+          <w:lang w:val="ru-RU"/>
+        </w:rPr>
+        <w:t xml:space="preserve">(-1) = </w:t>
+      </w:r>
+      <w:r>
+        <w:rPr>
+          <w:rFonts w:ascii="Consolas" w:hAnsi="Consolas" w:cs="Times New Roman"/>
+        </w:rPr>
+        <w:t>True</w:t>
+      </w:r>
+      <w:r>
+        <w:rPr>
+          <w:rFonts w:ascii="Consolas" w:hAnsi="Consolas" w:cs="Times New Roman"/>
+          <w:lang w:val="ru-RU"/>
+        </w:rPr>
+        <w:t xml:space="preserve"> | &lt;</w:t>
+      </w:r>
+      <w:r>
+        <w:rPr>
+          <w:rFonts w:ascii="Consolas" w:hAnsi="Consolas" w:cs="Times New Roman"/>
+        </w:rPr>
+        <w:t>class</w:t>
+      </w:r>
+      <w:r>
+        <w:rPr>
+          <w:rFonts w:ascii="Consolas" w:hAnsi="Consolas" w:cs="Times New Roman"/>
+          <w:lang w:val="ru-RU"/>
+        </w:rPr>
+        <w:t xml:space="preserve"> '</w:t>
+      </w:r>
+      <w:r>
+        <w:rPr>
+          <w:rFonts w:ascii="Consolas" w:hAnsi="Consolas" w:cs="Times New Roman"/>
+        </w:rPr>
+        <w:t>bool</w:t>
+      </w:r>
+      <w:r>
+        <w:rPr>
+          <w:rFonts w:ascii="Consolas" w:hAnsi="Consolas" w:cs="Times New Roman"/>
+          <w:lang w:val="ru-RU"/>
+        </w:rPr>
+        <w:t>'&gt;</w:t>
+      </w:r>
+      <w:r>
+        <w:rPr>
+          <w:rFonts w:ascii="Consolas" w:hAnsi="Consolas" w:cs="Times New Roman"/>
+          <w:lang w:val="ru-RU"/>
+        </w:rPr>
+        <w:br/>
+      </w:r>
+      <w:r>
+        <w:rPr>
+          <w:rFonts w:ascii="Consolas" w:hAnsi="Consolas" w:cs="Times New Roman"/>
+        </w:rPr>
+        <w:t>bool</w:t>
+      </w:r>
+      <w:r>
+        <w:rPr>
+          <w:rFonts w:ascii="Consolas" w:hAnsi="Consolas" w:cs="Times New Roman"/>
+          <w:lang w:val="ru-RU"/>
+        </w:rPr>
+        <w:t xml:space="preserve">('') = </w:t>
+      </w:r>
+      <w:r>
+        <w:rPr>
+          <w:rFonts w:ascii="Consolas" w:hAnsi="Consolas" w:cs="Times New Roman"/>
         </w:rPr>
         <w:t>False</w:t>
       </w:r>
       <w:r>
         <w:rPr>
           <w:rFonts w:ascii="Consolas" w:hAnsi="Consolas" w:cs="Times New Roman"/>
-          <w:sz w:val="22"/>
-          <w:szCs w:val="22"/>
           <w:lang w:val="ru-RU"/>
         </w:rPr>
         <w:t xml:space="preserve"> | &lt;</w:t>
@@ -3712,16 +3757,12 @@
       <w:r>
         <w:rPr>
           <w:rFonts w:ascii="Consolas" w:hAnsi="Consolas" w:cs="Times New Roman"/>
-          <w:sz w:val="22"/>
-          <w:szCs w:val="22"/>
         </w:rPr>
         <w:t>class</w:t>
       </w:r>
       <w:r>
         <w:rPr>
           <w:rFonts w:ascii="Consolas" w:hAnsi="Consolas" w:cs="Times New Roman"/>
-          <w:sz w:val="22"/>
-          <w:szCs w:val="22"/>
           <w:lang w:val="ru-RU"/>
         </w:rPr>
         <w:t xml:space="preserve"> '</w:t>
@@ -3729,16 +3770,12 @@
       <w:r>
         <w:rPr>
           <w:rFonts w:ascii="Consolas" w:hAnsi="Consolas" w:cs="Times New Roman"/>
-          <w:sz w:val="22"/>
-          <w:szCs w:val="22"/>
         </w:rPr>
         <w:t>bool</w:t>
       </w:r>
       <w:r>
         <w:rPr>
           <w:rFonts w:ascii="Consolas" w:hAnsi="Consolas" w:cs="Times New Roman"/>
-          <w:sz w:val="22"/>
-          <w:szCs w:val="22"/>
           <w:lang w:val="ru-RU"/>
         </w:rPr>
         <w:t>'&gt;</w:t>
@@ -3746,8 +3783,6 @@
       <w:r>
         <w:rPr>
           <w:rFonts w:ascii="Consolas" w:hAnsi="Consolas" w:cs="Times New Roman"/>
-          <w:sz w:val="22"/>
-          <w:szCs w:val="22"/>
           <w:lang w:val="ru-RU"/>
         </w:rPr>
         <w:br/>
@@ -3755,33 +3790,38 @@
       <w:r>
         <w:rPr>
           <w:rFonts w:ascii="Consolas" w:hAnsi="Consolas" w:cs="Times New Roman"/>
-          <w:sz w:val="22"/>
-          <w:szCs w:val="22"/>
         </w:rPr>
         <w:t>bool</w:t>
       </w:r>
       <w:r>
         <w:rPr>
           <w:rFonts w:ascii="Consolas" w:hAnsi="Consolas" w:cs="Times New Roman"/>
-          <w:sz w:val="22"/>
-          <w:szCs w:val="22"/>
-          <w:lang w:val="ru-RU"/>
-        </w:rPr>
-        <w:t xml:space="preserve">(-1) = </w:t>
-      </w:r>
-      <w:r>
-        <w:rPr>
-          <w:rFonts w:ascii="Consolas" w:hAnsi="Consolas" w:cs="Times New Roman"/>
-          <w:sz w:val="22"/>
-          <w:szCs w:val="22"/>
+          <w:lang w:val="ru-RU"/>
+        </w:rPr>
+        <w:t>('</w:t>
+      </w:r>
+      <w:r>
+        <w:rPr>
+          <w:rFonts w:ascii="Consolas" w:hAnsi="Consolas" w:cs="Times New Roman"/>
+        </w:rPr>
+        <w:t>False</w:t>
+      </w:r>
+      <w:r>
+        <w:rPr>
+          <w:rFonts w:ascii="Consolas" w:hAnsi="Consolas" w:cs="Times New Roman"/>
+          <w:lang w:val="ru-RU"/>
+        </w:rPr>
+        <w:t xml:space="preserve">') = </w:t>
+      </w:r>
+      <w:r>
+        <w:rPr>
+          <w:rFonts w:ascii="Consolas" w:hAnsi="Consolas" w:cs="Times New Roman"/>
         </w:rPr>
         <w:t>True</w:t>
       </w:r>
       <w:r>
         <w:rPr>
           <w:rFonts w:ascii="Consolas" w:hAnsi="Consolas" w:cs="Times New Roman"/>
-          <w:sz w:val="22"/>
-          <w:szCs w:val="22"/>
           <w:lang w:val="ru-RU"/>
         </w:rPr>
         <w:t xml:space="preserve"> | &lt;</w:t>
@@ -3789,16 +3829,12 @@
       <w:r>
         <w:rPr>
           <w:rFonts w:ascii="Consolas" w:hAnsi="Consolas" w:cs="Times New Roman"/>
-          <w:sz w:val="22"/>
-          <w:szCs w:val="22"/>
         </w:rPr>
         <w:t>class</w:t>
       </w:r>
       <w:r>
         <w:rPr>
           <w:rFonts w:ascii="Consolas" w:hAnsi="Consolas" w:cs="Times New Roman"/>
-          <w:sz w:val="22"/>
-          <w:szCs w:val="22"/>
           <w:lang w:val="ru-RU"/>
         </w:rPr>
         <w:t xml:space="preserve"> '</w:t>
@@ -3806,16 +3842,12 @@
       <w:r>
         <w:rPr>
           <w:rFonts w:ascii="Consolas" w:hAnsi="Consolas" w:cs="Times New Roman"/>
-          <w:sz w:val="22"/>
-          <w:szCs w:val="22"/>
         </w:rPr>
         <w:t>bool</w:t>
       </w:r>
       <w:r>
         <w:rPr>
           <w:rFonts w:ascii="Consolas" w:hAnsi="Consolas" w:cs="Times New Roman"/>
-          <w:sz w:val="22"/>
-          <w:szCs w:val="22"/>
           <w:lang w:val="ru-RU"/>
         </w:rPr>
         <w:t>'&gt;</w:t>
@@ -3823,8 +3855,6 @@
       <w:r>
         <w:rPr>
           <w:rFonts w:ascii="Consolas" w:hAnsi="Consolas" w:cs="Times New Roman"/>
-          <w:sz w:val="22"/>
-          <w:szCs w:val="22"/>
           <w:lang w:val="ru-RU"/>
         </w:rPr>
         <w:br/>
@@ -3832,50 +3862,38 @@
       <w:r>
         <w:rPr>
           <w:rFonts w:ascii="Consolas" w:hAnsi="Consolas" w:cs="Times New Roman"/>
-          <w:sz w:val="22"/>
-          <w:szCs w:val="22"/>
-        </w:rPr>
-        <w:t>bool</w:t>
-      </w:r>
-      <w:r>
-        <w:rPr>
-          <w:rFonts w:ascii="Consolas" w:hAnsi="Consolas" w:cs="Times New Roman"/>
-          <w:sz w:val="22"/>
-          <w:szCs w:val="22"/>
-          <w:lang w:val="ru-RU"/>
-        </w:rPr>
-        <w:t xml:space="preserve">('') = </w:t>
-      </w:r>
-      <w:r>
-        <w:rPr>
-          <w:rFonts w:ascii="Consolas" w:hAnsi="Consolas" w:cs="Times New Roman"/>
-          <w:sz w:val="22"/>
-          <w:szCs w:val="22"/>
-        </w:rPr>
-        <w:t>False</w:t>
-      </w:r>
-      <w:r>
-        <w:rPr>
-          <w:rFonts w:ascii="Consolas" w:hAnsi="Consolas" w:cs="Times New Roman"/>
-          <w:sz w:val="22"/>
-          <w:szCs w:val="22"/>
-          <w:lang w:val="ru-RU"/>
-        </w:rPr>
-        <w:t xml:space="preserve"> | &lt;</w:t>
-      </w:r>
-      <w:r>
-        <w:rPr>
-          <w:rFonts w:ascii="Consolas" w:hAnsi="Consolas" w:cs="Times New Roman"/>
-          <w:sz w:val="22"/>
-          <w:szCs w:val="22"/>
+        </w:rPr>
+        <w:t>z</w:t>
+      </w:r>
+      <w:r>
+        <w:rPr>
+          <w:rFonts w:ascii="Consolas" w:hAnsi="Consolas" w:cs="Times New Roman"/>
+          <w:lang w:val="ru-RU"/>
+        </w:rPr>
+        <w:t xml:space="preserve"> = (2-3</w:t>
+      </w:r>
+      <w:r>
+        <w:rPr>
+          <w:rFonts w:ascii="Consolas" w:hAnsi="Consolas" w:cs="Times New Roman"/>
+        </w:rPr>
+        <w:t>j</w:t>
+      </w:r>
+      <w:r>
+        <w:rPr>
+          <w:rFonts w:ascii="Consolas" w:hAnsi="Consolas" w:cs="Times New Roman"/>
+          <w:lang w:val="ru-RU"/>
+        </w:rPr>
+        <w:t>) | тип: &lt;</w:t>
+      </w:r>
+      <w:r>
+        <w:rPr>
+          <w:rFonts w:ascii="Consolas" w:hAnsi="Consolas" w:cs="Times New Roman"/>
         </w:rPr>
         <w:t>class</w:t>
       </w:r>
       <w:r>
         <w:rPr>
           <w:rFonts w:ascii="Consolas" w:hAnsi="Consolas" w:cs="Times New Roman"/>
-          <w:sz w:val="22"/>
-          <w:szCs w:val="22"/>
           <w:lang w:val="ru-RU"/>
         </w:rPr>
         <w:t xml:space="preserve"> '</w:t>
@@ -3883,16 +3901,12 @@
       <w:r>
         <w:rPr>
           <w:rFonts w:ascii="Consolas" w:hAnsi="Consolas" w:cs="Times New Roman"/>
-          <w:sz w:val="22"/>
-          <w:szCs w:val="22"/>
-        </w:rPr>
-        <w:t>bool</w:t>
-      </w:r>
-      <w:r>
-        <w:rPr>
-          <w:rFonts w:ascii="Consolas" w:hAnsi="Consolas" w:cs="Times New Roman"/>
-          <w:sz w:val="22"/>
-          <w:szCs w:val="22"/>
+        </w:rPr>
+        <w:t>complex</w:t>
+      </w:r>
+      <w:r>
+        <w:rPr>
+          <w:rFonts w:ascii="Consolas" w:hAnsi="Consolas" w:cs="Times New Roman"/>
           <w:lang w:val="ru-RU"/>
         </w:rPr>
         <w:t>'&gt;</w:t>
@@ -3900,179 +3914,6 @@
       <w:r>
         <w:rPr>
           <w:rFonts w:ascii="Consolas" w:hAnsi="Consolas" w:cs="Times New Roman"/>
-          <w:sz w:val="22"/>
-          <w:szCs w:val="22"/>
-          <w:lang w:val="ru-RU"/>
-        </w:rPr>
-        <w:br/>
-      </w:r>
-      <w:r>
-        <w:rPr>
-          <w:rFonts w:ascii="Consolas" w:hAnsi="Consolas" w:cs="Times New Roman"/>
-          <w:sz w:val="22"/>
-          <w:szCs w:val="22"/>
-        </w:rPr>
-        <w:t>bool</w:t>
-      </w:r>
-      <w:r>
-        <w:rPr>
-          <w:rFonts w:ascii="Consolas" w:hAnsi="Consolas" w:cs="Times New Roman"/>
-          <w:sz w:val="22"/>
-          <w:szCs w:val="22"/>
-          <w:lang w:val="ru-RU"/>
-        </w:rPr>
-        <w:t>('</w:t>
-      </w:r>
-      <w:r>
-        <w:rPr>
-          <w:rFonts w:ascii="Consolas" w:hAnsi="Consolas" w:cs="Times New Roman"/>
-          <w:sz w:val="22"/>
-          <w:szCs w:val="22"/>
-        </w:rPr>
-        <w:t>False</w:t>
-      </w:r>
-      <w:r>
-        <w:rPr>
-          <w:rFonts w:ascii="Consolas" w:hAnsi="Consolas" w:cs="Times New Roman"/>
-          <w:sz w:val="22"/>
-          <w:szCs w:val="22"/>
-          <w:lang w:val="ru-RU"/>
-        </w:rPr>
-        <w:t xml:space="preserve">') = </w:t>
-      </w:r>
-      <w:r>
-        <w:rPr>
-          <w:rFonts w:ascii="Consolas" w:hAnsi="Consolas" w:cs="Times New Roman"/>
-          <w:sz w:val="22"/>
-          <w:szCs w:val="22"/>
-        </w:rPr>
-        <w:t>True</w:t>
-      </w:r>
-      <w:r>
-        <w:rPr>
-          <w:rFonts w:ascii="Consolas" w:hAnsi="Consolas" w:cs="Times New Roman"/>
-          <w:sz w:val="22"/>
-          <w:szCs w:val="22"/>
-          <w:lang w:val="ru-RU"/>
-        </w:rPr>
-        <w:t xml:space="preserve"> | &lt;</w:t>
-      </w:r>
-      <w:r>
-        <w:rPr>
-          <w:rFonts w:ascii="Consolas" w:hAnsi="Consolas" w:cs="Times New Roman"/>
-          <w:sz w:val="22"/>
-          <w:szCs w:val="22"/>
-        </w:rPr>
-        <w:t>class</w:t>
-      </w:r>
-      <w:r>
-        <w:rPr>
-          <w:rFonts w:ascii="Consolas" w:hAnsi="Consolas" w:cs="Times New Roman"/>
-          <w:sz w:val="22"/>
-          <w:szCs w:val="22"/>
-          <w:lang w:val="ru-RU"/>
-        </w:rPr>
-        <w:t xml:space="preserve"> '</w:t>
-      </w:r>
-      <w:r>
-        <w:rPr>
-          <w:rFonts w:ascii="Consolas" w:hAnsi="Consolas" w:cs="Times New Roman"/>
-          <w:sz w:val="22"/>
-          <w:szCs w:val="22"/>
-        </w:rPr>
-        <w:t>bool</w:t>
-      </w:r>
-      <w:r>
-        <w:rPr>
-          <w:rFonts w:ascii="Consolas" w:hAnsi="Consolas" w:cs="Times New Roman"/>
-          <w:sz w:val="22"/>
-          <w:szCs w:val="22"/>
-          <w:lang w:val="ru-RU"/>
-        </w:rPr>
-        <w:t>'&gt;</w:t>
-      </w:r>
-      <w:r>
-        <w:rPr>
-          <w:rFonts w:ascii="Consolas" w:hAnsi="Consolas" w:cs="Times New Roman"/>
-          <w:sz w:val="22"/>
-          <w:szCs w:val="22"/>
-          <w:lang w:val="ru-RU"/>
-        </w:rPr>
-        <w:br/>
-      </w:r>
-      <w:r>
-        <w:rPr>
-          <w:rFonts w:ascii="Consolas" w:hAnsi="Consolas" w:cs="Times New Roman"/>
-          <w:sz w:val="22"/>
-          <w:szCs w:val="22"/>
-        </w:rPr>
-        <w:t>z</w:t>
-      </w:r>
-      <w:r>
-        <w:rPr>
-          <w:rFonts w:ascii="Consolas" w:hAnsi="Consolas" w:cs="Times New Roman"/>
-          <w:sz w:val="22"/>
-          <w:szCs w:val="22"/>
-          <w:lang w:val="ru-RU"/>
-        </w:rPr>
-        <w:t xml:space="preserve"> = (2-3</w:t>
-      </w:r>
-      <w:r>
-        <w:rPr>
-          <w:rFonts w:ascii="Consolas" w:hAnsi="Consolas" w:cs="Times New Roman"/>
-          <w:sz w:val="22"/>
-          <w:szCs w:val="22"/>
-        </w:rPr>
-        <w:t>j</w:t>
-      </w:r>
-      <w:r>
-        <w:rPr>
-          <w:rFonts w:ascii="Consolas" w:hAnsi="Consolas" w:cs="Times New Roman"/>
-          <w:sz w:val="22"/>
-          <w:szCs w:val="22"/>
-          <w:lang w:val="ru-RU"/>
-        </w:rPr>
-        <w:t>) | тип: &lt;</w:t>
-      </w:r>
-      <w:r>
-        <w:rPr>
-          <w:rFonts w:ascii="Consolas" w:hAnsi="Consolas" w:cs="Times New Roman"/>
-          <w:sz w:val="22"/>
-          <w:szCs w:val="22"/>
-        </w:rPr>
-        <w:t>class</w:t>
-      </w:r>
-      <w:r>
-        <w:rPr>
-          <w:rFonts w:ascii="Consolas" w:hAnsi="Consolas" w:cs="Times New Roman"/>
-          <w:sz w:val="22"/>
-          <w:szCs w:val="22"/>
-          <w:lang w:val="ru-RU"/>
-        </w:rPr>
-        <w:t xml:space="preserve"> '</w:t>
-      </w:r>
-      <w:r>
-        <w:rPr>
-          <w:rFonts w:ascii="Consolas" w:hAnsi="Consolas" w:cs="Times New Roman"/>
-          <w:sz w:val="22"/>
-          <w:szCs w:val="22"/>
-        </w:rPr>
-        <w:t>complex</w:t>
-      </w:r>
-      <w:r>
-        <w:rPr>
-          <w:rFonts w:ascii="Consolas" w:hAnsi="Consolas" w:cs="Times New Roman"/>
-          <w:sz w:val="22"/>
-          <w:szCs w:val="22"/>
-          <w:lang w:val="ru-RU"/>
-        </w:rPr>
-        <w:t>'&gt;</w:t>
-      </w:r>
-      <w:r>
-        <w:rPr>
-          <w:rFonts w:ascii="Consolas" w:hAnsi="Consolas" w:cs="Times New Roman"/>
-          <w:sz w:val="22"/>
-          <w:szCs w:val="22"/>
           <w:lang w:val="ru-RU"/>
         </w:rPr>
         <w:br/>
@@ -4081,8 +3922,6 @@
       <w:r>
         <w:rPr>
           <w:rFonts w:ascii="Consolas" w:hAnsi="Consolas" w:cs="Times New Roman"/>
-          <w:sz w:val="22"/>
-          <w:szCs w:val="22"/>
           <w:lang w:val="ru-RU"/>
         </w:rPr>
         <w:br/>
@@ -4830,16 +4669,12 @@
         <w:spacing w:after="283" w:line="30" w:lineRule="atLeast"/>
         <w:rPr>
           <w:rFonts w:ascii="Consolas" w:hAnsi="Consolas" w:cs="Times New Roman"/>
-          <w:sz w:val="22"/>
-          <w:szCs w:val="22"/>
-          <w:lang w:val="ru-RU"/>
-        </w:rPr>
-      </w:pPr>
-      <w:r>
-        <w:rPr>
-          <w:rFonts w:ascii="Consolas" w:hAnsi="Consolas" w:cs="Times New Roman"/>
-          <w:sz w:val="22"/>
-          <w:szCs w:val="22"/>
+          <w:lang w:val="ru-RU"/>
+        </w:rPr>
+      </w:pPr>
+      <w:r>
+        <w:rPr>
+          <w:rFonts w:ascii="Consolas" w:hAnsi="Consolas" w:cs="Times New Roman"/>
           <w:lang w:val="ru-RU"/>
         </w:rPr>
         <w:t>Первый символ: А</w:t>
@@ -4847,8 +4682,6 @@
       <w:r>
         <w:rPr>
           <w:rFonts w:ascii="Consolas" w:hAnsi="Consolas" w:cs="Times New Roman"/>
-          <w:sz w:val="22"/>
-          <w:szCs w:val="22"/>
           <w:lang w:val="ru-RU"/>
         </w:rPr>
         <w:br/>
@@ -4857,8 +4690,6 @@
       <w:r>
         <w:rPr>
           <w:rFonts w:ascii="Consolas" w:hAnsi="Consolas" w:cs="Times New Roman"/>
-          <w:sz w:val="22"/>
-          <w:szCs w:val="22"/>
           <w:lang w:val="ru-RU"/>
         </w:rPr>
         <w:br/>
@@ -4867,8 +4698,6 @@
       <w:r>
         <w:rPr>
           <w:rFonts w:ascii="Consolas" w:hAnsi="Consolas" w:cs="Times New Roman"/>
-          <w:sz w:val="22"/>
-          <w:szCs w:val="22"/>
           <w:lang w:val="ru-RU"/>
         </w:rPr>
         <w:br/>
@@ -4877,8 +4706,6 @@
       <w:r>
         <w:rPr>
           <w:rFonts w:ascii="Consolas" w:hAnsi="Consolas" w:cs="Times New Roman"/>
-          <w:sz w:val="22"/>
-          <w:szCs w:val="22"/>
           <w:lang w:val="ru-RU"/>
         </w:rPr>
         <w:br/>
@@ -4887,8 +4714,6 @@
       <w:r>
         <w:rPr>
           <w:rFonts w:ascii="Consolas" w:hAnsi="Consolas" w:cs="Times New Roman"/>
-          <w:sz w:val="22"/>
-          <w:szCs w:val="22"/>
           <w:lang w:val="ru-RU"/>
         </w:rPr>
         <w:br/>
@@ -4898,8 +4723,6 @@
       <w:r>
         <w:rPr>
           <w:rFonts w:ascii="Consolas" w:hAnsi="Consolas" w:cs="Times New Roman"/>
-          <w:sz w:val="22"/>
-          <w:szCs w:val="22"/>
           <w:lang w:val="ru-RU"/>
         </w:rPr>
         <w:t>смирнова</w:t>
@@ -4908,8 +4731,6 @@
       <w:r>
         <w:rPr>
           <w:rFonts w:ascii="Consolas" w:hAnsi="Consolas" w:cs="Times New Roman"/>
-          <w:sz w:val="22"/>
-          <w:szCs w:val="22"/>
           <w:lang w:val="ru-RU"/>
         </w:rPr>
         <w:br/>
@@ -4918,8 +4739,6 @@
       <w:r>
         <w:rPr>
           <w:rFonts w:ascii="Consolas" w:hAnsi="Consolas" w:cs="Times New Roman"/>
-          <w:sz w:val="22"/>
-          <w:szCs w:val="22"/>
           <w:lang w:val="ru-RU"/>
         </w:rPr>
         <w:br/>
@@ -4929,8 +4748,6 @@
       <w:r>
         <w:rPr>
           <w:rFonts w:ascii="Consolas" w:hAnsi="Consolas" w:cs="Times New Roman"/>
-          <w:sz w:val="22"/>
-          <w:szCs w:val="22"/>
         </w:rPr>
         <w:t>nohtyP</w:t>
       </w:r>
@@ -4938,8 +4755,6 @@
       <w:r>
         <w:rPr>
           <w:rFonts w:ascii="Consolas" w:hAnsi="Consolas" w:cs="Times New Roman"/>
-          <w:sz w:val="22"/>
-          <w:szCs w:val="22"/>
           <w:lang w:val="ru-RU"/>
         </w:rPr>
         <w:t xml:space="preserve"> ан </w:t>
@@ -4948,8 +4763,6 @@
       <w:r>
         <w:rPr>
           <w:rFonts w:ascii="Consolas" w:hAnsi="Consolas" w:cs="Times New Roman"/>
-          <w:sz w:val="22"/>
-          <w:szCs w:val="22"/>
           <w:lang w:val="ru-RU"/>
         </w:rPr>
         <w:t>яинавориммаргорп</w:t>
@@ -4958,8 +4771,6 @@
       <w:r>
         <w:rPr>
           <w:rFonts w:ascii="Consolas" w:hAnsi="Consolas" w:cs="Times New Roman"/>
-          <w:sz w:val="22"/>
-          <w:szCs w:val="22"/>
           <w:lang w:val="ru-RU"/>
         </w:rPr>
         <w:t xml:space="preserve"> </w:t>
@@ -4968,8 +4779,6 @@
       <w:r>
         <w:rPr>
           <w:rFonts w:ascii="Consolas" w:hAnsi="Consolas" w:cs="Times New Roman"/>
-          <w:sz w:val="22"/>
-          <w:szCs w:val="22"/>
           <w:lang w:val="ru-RU"/>
         </w:rPr>
         <w:t>ывонсО</w:t>
@@ -4978,8 +4787,6 @@
       <w:r>
         <w:rPr>
           <w:rFonts w:ascii="Consolas" w:hAnsi="Consolas" w:cs="Times New Roman"/>
-          <w:sz w:val="22"/>
-          <w:szCs w:val="22"/>
           <w:lang w:val="ru-RU"/>
         </w:rPr>
         <w:br/>
@@ -4988,16 +4795,12 @@
       <w:r>
         <w:rPr>
           <w:rFonts w:ascii="Consolas" w:hAnsi="Consolas" w:cs="Times New Roman"/>
-          <w:sz w:val="22"/>
-          <w:szCs w:val="22"/>
         </w:rPr>
         <w:t>Python</w:t>
       </w:r>
       <w:r>
         <w:rPr>
           <w:rFonts w:ascii="Consolas" w:hAnsi="Consolas" w:cs="Times New Roman"/>
-          <w:sz w:val="22"/>
-          <w:szCs w:val="22"/>
           <w:lang w:val="ru-RU"/>
         </w:rPr>
         <w:t>: 7/10 (70.0%)</w:t>
@@ -5005,8 +4808,6 @@
       <w:r>
         <w:rPr>
           <w:rFonts w:ascii="Consolas" w:hAnsi="Consolas" w:cs="Times New Roman"/>
-          <w:sz w:val="22"/>
-          <w:szCs w:val="22"/>
           <w:lang w:val="ru-RU"/>
         </w:rPr>
         <w:br/>
@@ -5015,16 +4816,12 @@
       <w:r>
         <w:rPr>
           <w:rFonts w:ascii="Consolas" w:hAnsi="Consolas" w:cs="Times New Roman"/>
-          <w:sz w:val="22"/>
-          <w:szCs w:val="22"/>
         </w:rPr>
         <w:t>format</w:t>
       </w:r>
       <w:r>
         <w:rPr>
           <w:rFonts w:ascii="Consolas" w:hAnsi="Consolas" w:cs="Times New Roman"/>
-          <w:sz w:val="22"/>
-          <w:szCs w:val="22"/>
           <w:lang w:val="ru-RU"/>
         </w:rPr>
         <w:t xml:space="preserve">()): Анна Смирнова — Основы программирования на </w:t>
@@ -5032,16 +4829,12 @@
       <w:r>
         <w:rPr>
           <w:rFonts w:ascii="Consolas" w:hAnsi="Consolas" w:cs="Times New Roman"/>
-          <w:sz w:val="22"/>
-          <w:szCs w:val="22"/>
         </w:rPr>
         <w:t>Python</w:t>
       </w:r>
       <w:r>
         <w:rPr>
           <w:rFonts w:ascii="Consolas" w:hAnsi="Consolas" w:cs="Times New Roman"/>
-          <w:sz w:val="22"/>
-          <w:szCs w:val="22"/>
           <w:lang w:val="ru-RU"/>
         </w:rPr>
         <w:t>: 7/10 (70.0%)</w:t>
@@ -5049,8 +4842,6 @@
       <w:r>
         <w:rPr>
           <w:rFonts w:ascii="Consolas" w:hAnsi="Consolas" w:cs="Times New Roman"/>
-          <w:sz w:val="22"/>
-          <w:szCs w:val="22"/>
           <w:lang w:val="ru-RU"/>
         </w:rPr>
         <w:br/>
@@ -5059,16 +4850,12 @@
       <w:r>
         <w:rPr>
           <w:rFonts w:ascii="Consolas" w:hAnsi="Consolas" w:cs="Times New Roman"/>
-          <w:sz w:val="22"/>
-          <w:szCs w:val="22"/>
         </w:rPr>
         <w:t>f</w:t>
       </w:r>
       <w:r>
         <w:rPr>
           <w:rFonts w:ascii="Consolas" w:hAnsi="Consolas" w:cs="Times New Roman"/>
-          <w:sz w:val="22"/>
-          <w:szCs w:val="22"/>
           <w:lang w:val="ru-RU"/>
         </w:rPr>
         <w:t xml:space="preserve">-строка): Анна Смирнова — Основы программирования на </w:t>
@@ -5076,16 +4863,12 @@
       <w:r>
         <w:rPr>
           <w:rFonts w:ascii="Consolas" w:hAnsi="Consolas" w:cs="Times New Roman"/>
-          <w:sz w:val="22"/>
-          <w:szCs w:val="22"/>
         </w:rPr>
         <w:t>Python</w:t>
       </w:r>
       <w:r>
         <w:rPr>
           <w:rFonts w:ascii="Consolas" w:hAnsi="Consolas" w:cs="Times New Roman"/>
-          <w:sz w:val="22"/>
-          <w:szCs w:val="22"/>
           <w:lang w:val="ru-RU"/>
         </w:rPr>
         <w:t>: 7/10 (70.0%)</w:t>
@@ -5093,8 +4876,6 @@
       <w:r>
         <w:rPr>
           <w:rFonts w:ascii="Consolas" w:hAnsi="Consolas" w:cs="Times New Roman"/>
-          <w:sz w:val="22"/>
-          <w:szCs w:val="22"/>
           <w:lang w:val="ru-RU"/>
         </w:rPr>
         <w:br/>
@@ -5103,8 +4884,6 @@
       <w:r>
         <w:rPr>
           <w:rFonts w:ascii="Consolas" w:hAnsi="Consolas" w:cs="Times New Roman"/>
-          <w:sz w:val="22"/>
-          <w:szCs w:val="22"/>
           <w:lang w:val="ru-RU"/>
         </w:rPr>
         <w:br/>
@@ -5113,8 +4892,6 @@
       <w:r>
         <w:rPr>
           <w:rFonts w:ascii="Consolas" w:hAnsi="Consolas" w:cs="Times New Roman"/>
-          <w:sz w:val="22"/>
-          <w:szCs w:val="22"/>
         </w:rPr>
         <w:t>ord</w:t>
       </w:r>
@@ -5122,8 +4899,6 @@
       <w:r>
         <w:rPr>
           <w:rFonts w:ascii="Consolas" w:hAnsi="Consolas" w:cs="Times New Roman"/>
-          <w:sz w:val="22"/>
-          <w:szCs w:val="22"/>
           <w:lang w:val="ru-RU"/>
         </w:rPr>
         <w:t>('Я') = 1071</w:t>
@@ -5131,8 +4906,6 @@
       <w:r>
         <w:rPr>
           <w:rFonts w:ascii="Consolas" w:hAnsi="Consolas" w:cs="Times New Roman"/>
-          <w:sz w:val="22"/>
-          <w:szCs w:val="22"/>
           <w:lang w:val="ru-RU"/>
         </w:rPr>
         <w:br/>
@@ -5141,8 +4914,6 @@
       <w:r>
         <w:rPr>
           <w:rFonts w:ascii="Consolas" w:hAnsi="Consolas" w:cs="Times New Roman"/>
-          <w:sz w:val="22"/>
-          <w:szCs w:val="22"/>
         </w:rPr>
         <w:t>chr</w:t>
       </w:r>
@@ -5150,8 +4921,6 @@
       <w:r>
         <w:rPr>
           <w:rFonts w:ascii="Consolas" w:hAnsi="Consolas" w:cs="Times New Roman"/>
-          <w:sz w:val="22"/>
-          <w:szCs w:val="22"/>
           <w:lang w:val="ru-RU"/>
         </w:rPr>
         <w:t>(1071) = Я</w:t>
@@ -5159,8 +4928,6 @@
       <w:r>
         <w:rPr>
           <w:rFonts w:ascii="Consolas" w:hAnsi="Consolas" w:cs="Times New Roman"/>
-          <w:sz w:val="22"/>
-          <w:szCs w:val="22"/>
           <w:lang w:val="ru-RU"/>
         </w:rPr>
         <w:br/>
@@ -5168,16 +4935,12 @@
       <w:r>
         <w:rPr>
           <w:rFonts w:ascii="Consolas" w:hAnsi="Consolas" w:cs="Times New Roman"/>
-          <w:sz w:val="22"/>
-          <w:szCs w:val="22"/>
         </w:rPr>
         <w:t>encode</w:t>
       </w:r>
       <w:r>
         <w:rPr>
           <w:rFonts w:ascii="Consolas" w:hAnsi="Consolas" w:cs="Times New Roman"/>
-          <w:sz w:val="22"/>
-          <w:szCs w:val="22"/>
           <w:lang w:val="ru-RU"/>
         </w:rPr>
         <w:t>('</w:t>
@@ -5186,8 +4949,6 @@
       <w:r>
         <w:rPr>
           <w:rFonts w:ascii="Consolas" w:hAnsi="Consolas" w:cs="Times New Roman"/>
-          <w:sz w:val="22"/>
-          <w:szCs w:val="22"/>
         </w:rPr>
         <w:t>utf</w:t>
       </w:r>
@@ -5195,8 +4956,6 @@
       <w:r>
         <w:rPr>
           <w:rFonts w:ascii="Consolas" w:hAnsi="Consolas" w:cs="Times New Roman"/>
-          <w:sz w:val="22"/>
-          <w:szCs w:val="22"/>
           <w:lang w:val="ru-RU"/>
         </w:rPr>
         <w:t xml:space="preserve">-8') = </w:t>
@@ -5204,16 +4963,12 @@
       <w:r>
         <w:rPr>
           <w:rFonts w:ascii="Consolas" w:hAnsi="Consolas" w:cs="Times New Roman"/>
-          <w:sz w:val="22"/>
-          <w:szCs w:val="22"/>
         </w:rPr>
         <w:t>b</w:t>
       </w:r>
       <w:r>
         <w:rPr>
           <w:rFonts w:ascii="Consolas" w:hAnsi="Consolas" w:cs="Times New Roman"/>
-          <w:sz w:val="22"/>
-          <w:szCs w:val="22"/>
           <w:lang w:val="ru-RU"/>
         </w:rPr>
         <w:t>'\</w:t>
@@ -5222,8 +4977,6 @@
       <w:r>
         <w:rPr>
           <w:rFonts w:ascii="Consolas" w:hAnsi="Consolas" w:cs="Times New Roman"/>
-          <w:sz w:val="22"/>
-          <w:szCs w:val="22"/>
         </w:rPr>
         <w:t>xd</w:t>
       </w:r>
@@ -5231,8 +4984,6 @@
       <w:r>
         <w:rPr>
           <w:rFonts w:ascii="Consolas" w:hAnsi="Consolas" w:cs="Times New Roman"/>
-          <w:sz w:val="22"/>
-          <w:szCs w:val="22"/>
           <w:lang w:val="ru-RU"/>
         </w:rPr>
         <w:t>0\</w:t>
@@ -5241,8 +4992,6 @@
       <w:r>
         <w:rPr>
           <w:rFonts w:ascii="Consolas" w:hAnsi="Consolas" w:cs="Times New Roman"/>
-          <w:sz w:val="22"/>
-          <w:szCs w:val="22"/>
         </w:rPr>
         <w:t>xaf</w:t>
       </w:r>
@@ -5250,8 +4999,6 @@
       <w:r>
         <w:rPr>
           <w:rFonts w:ascii="Consolas" w:hAnsi="Consolas" w:cs="Times New Roman"/>
-          <w:sz w:val="22"/>
-          <w:szCs w:val="22"/>
           <w:lang w:val="ru-RU"/>
         </w:rPr>
         <w:t>'</w:t>
@@ -5259,8 +5006,6 @@
       <w:r>
         <w:rPr>
           <w:rFonts w:ascii="Consolas" w:hAnsi="Consolas" w:cs="Times New Roman"/>
-          <w:sz w:val="22"/>
-          <w:szCs w:val="22"/>
           <w:lang w:val="ru-RU"/>
         </w:rPr>
         <w:br/>
@@ -5269,8 +5014,6 @@
       <w:r>
         <w:rPr>
           <w:rFonts w:ascii="Consolas" w:hAnsi="Consolas" w:cs="Times New Roman"/>
-          <w:sz w:val="22"/>
-          <w:szCs w:val="22"/>
         </w:rPr>
         <w:t>len</w:t>
       </w:r>
@@ -5278,8 +5021,6 @@
       <w:r>
         <w:rPr>
           <w:rFonts w:ascii="Consolas" w:hAnsi="Consolas" w:cs="Times New Roman"/>
-          <w:sz w:val="22"/>
-          <w:szCs w:val="22"/>
           <w:lang w:val="ru-RU"/>
         </w:rPr>
         <w:t>('Я') = 1</w:t>
@@ -5287,8 +5028,6 @@
       <w:r>
         <w:rPr>
           <w:rFonts w:ascii="Consolas" w:hAnsi="Consolas" w:cs="Times New Roman"/>
-          <w:sz w:val="22"/>
-          <w:szCs w:val="22"/>
           <w:lang w:val="ru-RU"/>
         </w:rPr>
         <w:br/>
@@ -5297,8 +5036,6 @@
       <w:r>
         <w:rPr>
           <w:rFonts w:ascii="Consolas" w:hAnsi="Consolas" w:cs="Times New Roman"/>
-          <w:sz w:val="22"/>
-          <w:szCs w:val="22"/>
         </w:rPr>
         <w:t>len</w:t>
       </w:r>
@@ -5306,8 +5043,6 @@
       <w:r>
         <w:rPr>
           <w:rFonts w:ascii="Consolas" w:hAnsi="Consolas" w:cs="Times New Roman"/>
-          <w:sz w:val="22"/>
-          <w:szCs w:val="22"/>
           <w:lang w:val="ru-RU"/>
         </w:rPr>
         <w:t>(</w:t>
@@ -5315,16 +5050,12 @@
       <w:r>
         <w:rPr>
           <w:rFonts w:ascii="Consolas" w:hAnsi="Consolas" w:cs="Times New Roman"/>
-          <w:sz w:val="22"/>
-          <w:szCs w:val="22"/>
         </w:rPr>
         <w:t>encoded</w:t>
       </w:r>
       <w:r>
         <w:rPr>
           <w:rFonts w:ascii="Consolas" w:hAnsi="Consolas" w:cs="Times New Roman"/>
-          <w:sz w:val="22"/>
-          <w:szCs w:val="22"/>
           <w:lang w:val="ru-RU"/>
         </w:rPr>
         <w:t>) = 2</w:t>
@@ -6154,60 +5885,69 @@
           <w:szCs w:val="28"/>
           <w:lang w:val="ru-RU"/>
         </w:rPr>
+        <w:t>Методы .</w:t>
+      </w:r>
+      <w:r>
+        <w:rPr>
+          <w:rFonts w:ascii="Times New Roman" w:hAnsi="Times New Roman" w:cs="Times New Roman"/>
+          <w:sz w:val="28"/>
+          <w:szCs w:val="28"/>
+        </w:rPr>
+        <w:t>upper</w:t>
+      </w:r>
+      <w:proofErr w:type="gramEnd"/>
+      <w:r>
+        <w:rPr>
+          <w:rFonts w:ascii="Times New Roman" w:hAnsi="Times New Roman" w:cs="Times New Roman"/>
+          <w:sz w:val="28"/>
+          <w:szCs w:val="28"/>
+          <w:lang w:val="ru-RU"/>
+        </w:rPr>
+        <w:t>(), .</w:t>
+      </w:r>
+      <w:r>
+        <w:rPr>
+          <w:rFonts w:ascii="Times New Roman" w:hAnsi="Times New Roman" w:cs="Times New Roman"/>
+          <w:sz w:val="28"/>
+          <w:szCs w:val="28"/>
+        </w:rPr>
+        <w:t>lower</w:t>
+      </w:r>
+      <w:r>
+        <w:rPr>
+          <w:rFonts w:ascii="Times New Roman" w:hAnsi="Times New Roman" w:cs="Times New Roman"/>
+          <w:sz w:val="28"/>
+          <w:szCs w:val="28"/>
+          <w:lang w:val="ru-RU"/>
+        </w:rPr>
+        <w:t>(), .</w:t>
+      </w:r>
+      <w:r>
+        <w:rPr>
+          <w:rFonts w:ascii="Times New Roman" w:hAnsi="Times New Roman" w:cs="Times New Roman"/>
+          <w:sz w:val="28"/>
+          <w:szCs w:val="28"/>
+        </w:rPr>
+        <w:t>replace</w:t>
+      </w:r>
+      <w:r>
+        <w:rPr>
+          <w:rFonts w:ascii="Times New Roman" w:hAnsi="Times New Roman" w:cs="Times New Roman"/>
+          <w:sz w:val="28"/>
+          <w:szCs w:val="28"/>
+          <w:lang w:val="ru-RU"/>
+        </w:rPr>
+        <w:t xml:space="preserve">() не изменяют исходный объект, а создают и возвращают новый. Исходная строка остается в памяти нетронутой. Неизменяемость означает, что нельзя поменять </w:t>
+      </w:r>
+      <w:r>
+        <w:rPr>
+          <w:rFonts w:ascii="Times New Roman" w:hAnsi="Times New Roman" w:cs="Times New Roman"/>
+          <w:sz w:val="28"/>
+          <w:szCs w:val="28"/>
+          <w:lang w:val="ru-RU"/>
+        </w:rPr>
         <w:lastRenderedPageBreak/>
-        <w:t>Методы .</w:t>
-      </w:r>
-      <w:r>
-        <w:rPr>
-          <w:rFonts w:ascii="Times New Roman" w:hAnsi="Times New Roman" w:cs="Times New Roman"/>
-          <w:sz w:val="28"/>
-          <w:szCs w:val="28"/>
-        </w:rPr>
-        <w:t>upper</w:t>
-      </w:r>
-      <w:proofErr w:type="gramEnd"/>
-      <w:r>
-        <w:rPr>
-          <w:rFonts w:ascii="Times New Roman" w:hAnsi="Times New Roman" w:cs="Times New Roman"/>
-          <w:sz w:val="28"/>
-          <w:szCs w:val="28"/>
-          <w:lang w:val="ru-RU"/>
-        </w:rPr>
-        <w:t>(), .</w:t>
-      </w:r>
-      <w:r>
-        <w:rPr>
-          <w:rFonts w:ascii="Times New Roman" w:hAnsi="Times New Roman" w:cs="Times New Roman"/>
-          <w:sz w:val="28"/>
-          <w:szCs w:val="28"/>
-        </w:rPr>
-        <w:t>lower</w:t>
-      </w:r>
-      <w:r>
-        <w:rPr>
-          <w:rFonts w:ascii="Times New Roman" w:hAnsi="Times New Roman" w:cs="Times New Roman"/>
-          <w:sz w:val="28"/>
-          <w:szCs w:val="28"/>
-          <w:lang w:val="ru-RU"/>
-        </w:rPr>
-        <w:t>(), .</w:t>
-      </w:r>
-      <w:r>
-        <w:rPr>
-          <w:rFonts w:ascii="Times New Roman" w:hAnsi="Times New Roman" w:cs="Times New Roman"/>
-          <w:sz w:val="28"/>
-          <w:szCs w:val="28"/>
-        </w:rPr>
-        <w:t>replace</w:t>
-      </w:r>
-      <w:r>
-        <w:rPr>
-          <w:rFonts w:ascii="Times New Roman" w:hAnsi="Times New Roman" w:cs="Times New Roman"/>
-          <w:sz w:val="28"/>
-          <w:szCs w:val="28"/>
-          <w:lang w:val="ru-RU"/>
-        </w:rPr>
-        <w:t>() не изменяют исходный объект, а создают и возвращают новый. Исходная строка остается в памяти нетронутой. Неизменяемость означает, что нельзя поменять содержимое существующего объекта-строки, но можно создать на его основе новый. Если результат не сохранить (</w:t>
+        <w:t>содержимое существующего объекта-строки, но можно создать на его основе новый. Если результат не сохранить (</w:t>
       </w:r>
       <w:r>
         <w:rPr>
@@ -6484,16 +6224,13 @@
         <w:spacing w:after="283" w:line="30" w:lineRule="atLeast"/>
         <w:rPr>
           <w:rFonts w:ascii="Consolas" w:hAnsi="Consolas" w:cs="Times New Roman"/>
-          <w:sz w:val="22"/>
-          <w:szCs w:val="22"/>
-          <w:lang w:val="ru-RU"/>
-        </w:rPr>
-      </w:pPr>
-      <w:r>
-        <w:rPr>
-          <w:rFonts w:ascii="Consolas" w:hAnsi="Consolas" w:cs="Times New Roman"/>
-          <w:sz w:val="22"/>
-          <w:szCs w:val="22"/>
+          <w:lang w:val="ru-RU"/>
+        </w:rPr>
+      </w:pPr>
+      <w:bookmarkStart w:id="0" w:name="_GoBack"/>
+      <w:r>
+        <w:rPr>
+          <w:rFonts w:ascii="Consolas" w:hAnsi="Consolas" w:cs="Times New Roman"/>
           <w:lang w:val="ru-RU"/>
         </w:rPr>
         <w:t>Ввод:</w:t>
@@ -6501,8 +6238,6 @@
       <w:r>
         <w:rPr>
           <w:rFonts w:ascii="Consolas" w:hAnsi="Consolas" w:cs="Times New Roman"/>
-          <w:sz w:val="22"/>
-          <w:szCs w:val="22"/>
           <w:lang w:val="ru-RU"/>
         </w:rPr>
         <w:br/>
@@ -6511,8 +6246,6 @@
       <w:r>
         <w:rPr>
           <w:rFonts w:ascii="Consolas" w:hAnsi="Consolas" w:cs="Times New Roman"/>
-          <w:sz w:val="22"/>
-          <w:szCs w:val="22"/>
           <w:lang w:val="ru-RU"/>
         </w:rPr>
         <w:br/>
@@ -6521,8 +6254,6 @@
       <w:r>
         <w:rPr>
           <w:rFonts w:ascii="Consolas" w:hAnsi="Consolas" w:cs="Times New Roman"/>
-          <w:sz w:val="22"/>
-          <w:szCs w:val="22"/>
           <w:lang w:val="ru-RU"/>
         </w:rPr>
         <w:br/>
@@ -6531,8 +6262,6 @@
       <w:r>
         <w:rPr>
           <w:rFonts w:ascii="Consolas" w:hAnsi="Consolas" w:cs="Times New Roman"/>
-          <w:sz w:val="22"/>
-          <w:szCs w:val="22"/>
           <w:lang w:val="ru-RU"/>
         </w:rPr>
         <w:br/>
@@ -6541,8 +6270,6 @@
       <w:r>
         <w:rPr>
           <w:rFonts w:ascii="Consolas" w:hAnsi="Consolas" w:cs="Times New Roman"/>
-          <w:sz w:val="22"/>
-          <w:szCs w:val="22"/>
           <w:lang w:val="ru-RU"/>
         </w:rPr>
         <w:br/>
@@ -6551,8 +6278,6 @@
       <w:r>
         <w:rPr>
           <w:rFonts w:ascii="Consolas" w:hAnsi="Consolas" w:cs="Times New Roman"/>
-          <w:sz w:val="22"/>
-          <w:szCs w:val="22"/>
           <w:lang w:val="ru-RU"/>
         </w:rPr>
         <w:br/>
@@ -6561,8 +6286,6 @@
       <w:r>
         <w:rPr>
           <w:rFonts w:ascii="Consolas" w:hAnsi="Consolas" w:cs="Times New Roman"/>
-          <w:sz w:val="22"/>
-          <w:szCs w:val="22"/>
           <w:lang w:val="ru-RU"/>
         </w:rPr>
         <w:br/>
@@ -6570,8 +6293,6 @@
       <w:r>
         <w:rPr>
           <w:rFonts w:ascii="Consolas" w:hAnsi="Consolas" w:cs="Times New Roman"/>
-          <w:sz w:val="22"/>
-          <w:szCs w:val="22"/>
           <w:lang w:val="ru-RU"/>
         </w:rPr>
         <w:br/>
@@ -6580,8 +6301,6 @@
       <w:r>
         <w:rPr>
           <w:rFonts w:ascii="Consolas" w:hAnsi="Consolas" w:cs="Times New Roman"/>
-          <w:sz w:val="22"/>
-          <w:szCs w:val="22"/>
           <w:lang w:val="ru-RU"/>
         </w:rPr>
         <w:br/>
@@ -6590,8 +6309,6 @@
       <w:r>
         <w:rPr>
           <w:rFonts w:ascii="Consolas" w:hAnsi="Consolas" w:cs="Times New Roman"/>
-          <w:sz w:val="22"/>
-          <w:szCs w:val="22"/>
           <w:lang w:val="ru-RU"/>
         </w:rPr>
         <w:br/>
@@ -6600,8 +6317,6 @@
       <w:r>
         <w:rPr>
           <w:rFonts w:ascii="Consolas" w:hAnsi="Consolas" w:cs="Times New Roman"/>
-          <w:sz w:val="22"/>
-          <w:szCs w:val="22"/>
           <w:lang w:val="ru-RU"/>
         </w:rPr>
         <w:br/>
@@ -6610,8 +6325,6 @@
       <w:r>
         <w:rPr>
           <w:rFonts w:ascii="Consolas" w:hAnsi="Consolas" w:cs="Times New Roman"/>
-          <w:sz w:val="22"/>
-          <w:szCs w:val="22"/>
           <w:lang w:val="ru-RU"/>
         </w:rPr>
         <w:br/>
@@ -6620,8 +6333,6 @@
       <w:r>
         <w:rPr>
           <w:rFonts w:ascii="Consolas" w:hAnsi="Consolas" w:cs="Times New Roman"/>
-          <w:sz w:val="22"/>
-          <w:szCs w:val="22"/>
           <w:lang w:val="ru-RU"/>
         </w:rPr>
         <w:br/>
@@ -6630,8 +6341,6 @@
       <w:r>
         <w:rPr>
           <w:rFonts w:ascii="Consolas" w:hAnsi="Consolas" w:cs="Times New Roman"/>
-          <w:sz w:val="22"/>
-          <w:szCs w:val="22"/>
           <w:lang w:val="ru-RU"/>
         </w:rPr>
         <w:br/>
@@ -6640,16 +6349,12 @@
       <w:r>
         <w:rPr>
           <w:rFonts w:ascii="Consolas" w:hAnsi="Consolas" w:cs="Times New Roman"/>
-          <w:sz w:val="22"/>
-          <w:szCs w:val="22"/>
         </w:rPr>
         <w:t>j</w:t>
       </w:r>
       <w:r>
         <w:rPr>
           <w:rFonts w:ascii="Consolas" w:hAnsi="Consolas" w:cs="Times New Roman"/>
-          <w:sz w:val="22"/>
-          <w:szCs w:val="22"/>
           <w:lang w:val="ru-RU"/>
         </w:rPr>
         <w:t>)</w:t>
@@ -6657,8 +6362,6 @@
       <w:r>
         <w:rPr>
           <w:rFonts w:ascii="Consolas" w:hAnsi="Consolas" w:cs="Times New Roman"/>
-          <w:sz w:val="22"/>
-          <w:szCs w:val="22"/>
           <w:lang w:val="ru-RU"/>
         </w:rPr>
         <w:br/>
@@ -6667,8 +6370,6 @@
       <w:r>
         <w:rPr>
           <w:rFonts w:ascii="Consolas" w:hAnsi="Consolas" w:cs="Times New Roman"/>
-          <w:sz w:val="22"/>
-          <w:szCs w:val="22"/>
           <w:lang w:val="ru-RU"/>
         </w:rPr>
         <w:br/>
@@ -6677,16 +6378,12 @@
       <w:r>
         <w:rPr>
           <w:rFonts w:ascii="Consolas" w:hAnsi="Consolas" w:cs="Times New Roman"/>
-          <w:sz w:val="22"/>
-          <w:szCs w:val="22"/>
         </w:rPr>
         <w:t>True</w:t>
       </w:r>
       <w:r>
         <w:rPr>
           <w:rFonts w:ascii="Consolas" w:hAnsi="Consolas" w:cs="Times New Roman"/>
-          <w:sz w:val="22"/>
-          <w:szCs w:val="22"/>
           <w:lang w:val="ru-RU"/>
         </w:rPr>
         <w:br/>
@@ -6695,8 +6392,6 @@
       <w:r>
         <w:rPr>
           <w:rFonts w:ascii="Consolas" w:hAnsi="Consolas" w:cs="Times New Roman"/>
-          <w:sz w:val="22"/>
-          <w:szCs w:val="22"/>
           <w:lang w:val="ru-RU"/>
         </w:rPr>
         <w:br/>
@@ -6705,8 +6400,6 @@
       <w:r>
         <w:rPr>
           <w:rFonts w:ascii="Consolas" w:hAnsi="Consolas" w:cs="Times New Roman"/>
-          <w:sz w:val="22"/>
-          <w:szCs w:val="22"/>
           <w:lang w:val="ru-RU"/>
         </w:rPr>
         <w:br/>
@@ -6715,16 +6408,12 @@
       <w:r>
         <w:rPr>
           <w:rFonts w:ascii="Consolas" w:hAnsi="Consolas" w:cs="Times New Roman"/>
-          <w:sz w:val="22"/>
-          <w:szCs w:val="22"/>
         </w:rPr>
         <w:t>researcher</w:t>
       </w:r>
       <w:r>
         <w:rPr>
           <w:rFonts w:ascii="Consolas" w:hAnsi="Consolas" w:cs="Times New Roman"/>
-          <w:sz w:val="22"/>
-          <w:szCs w:val="22"/>
           <w:lang w:val="ru-RU"/>
         </w:rPr>
         <w:t xml:space="preserve">: </w:t>
@@ -6732,16 +6421,12 @@
       <w:r>
         <w:rPr>
           <w:rFonts w:ascii="Consolas" w:hAnsi="Consolas" w:cs="Times New Roman"/>
-          <w:sz w:val="22"/>
-          <w:szCs w:val="22"/>
         </w:rPr>
         <w:t>str</w:t>
       </w:r>
       <w:r>
         <w:rPr>
           <w:rFonts w:ascii="Consolas" w:hAnsi="Consolas" w:cs="Times New Roman"/>
-          <w:sz w:val="22"/>
-          <w:szCs w:val="22"/>
           <w:lang w:val="ru-RU"/>
         </w:rPr>
         <w:br/>
@@ -6750,16 +6435,12 @@
       <w:r>
         <w:rPr>
           <w:rFonts w:ascii="Consolas" w:hAnsi="Consolas" w:cs="Times New Roman"/>
-          <w:sz w:val="22"/>
-          <w:szCs w:val="22"/>
         </w:rPr>
         <w:t>experiment</w:t>
       </w:r>
       <w:r>
         <w:rPr>
           <w:rFonts w:ascii="Consolas" w:hAnsi="Consolas" w:cs="Times New Roman"/>
-          <w:sz w:val="22"/>
-          <w:szCs w:val="22"/>
           <w:lang w:val="ru-RU"/>
         </w:rPr>
         <w:t xml:space="preserve">: </w:t>
@@ -6767,16 +6448,12 @@
       <w:r>
         <w:rPr>
           <w:rFonts w:ascii="Consolas" w:hAnsi="Consolas" w:cs="Times New Roman"/>
-          <w:sz w:val="22"/>
-          <w:szCs w:val="22"/>
         </w:rPr>
         <w:t>str</w:t>
       </w:r>
       <w:r>
         <w:rPr>
           <w:rFonts w:ascii="Consolas" w:hAnsi="Consolas" w:cs="Times New Roman"/>
-          <w:sz w:val="22"/>
-          <w:szCs w:val="22"/>
           <w:lang w:val="ru-RU"/>
         </w:rPr>
         <w:br/>
@@ -6785,16 +6462,12 @@
       <w:r>
         <w:rPr>
           <w:rFonts w:ascii="Consolas" w:hAnsi="Consolas" w:cs="Times New Roman"/>
-          <w:sz w:val="22"/>
-          <w:szCs w:val="22"/>
         </w:rPr>
         <w:t>runs</w:t>
       </w:r>
       <w:r>
         <w:rPr>
           <w:rFonts w:ascii="Consolas" w:hAnsi="Consolas" w:cs="Times New Roman"/>
-          <w:sz w:val="22"/>
-          <w:szCs w:val="22"/>
           <w:lang w:val="ru-RU"/>
         </w:rPr>
         <w:t xml:space="preserve">: </w:t>
@@ -6802,16 +6475,12 @@
       <w:r>
         <w:rPr>
           <w:rFonts w:ascii="Consolas" w:hAnsi="Consolas" w:cs="Times New Roman"/>
-          <w:sz w:val="22"/>
-          <w:szCs w:val="22"/>
         </w:rPr>
         <w:t>int</w:t>
       </w:r>
       <w:r>
         <w:rPr>
           <w:rFonts w:ascii="Consolas" w:hAnsi="Consolas" w:cs="Times New Roman"/>
-          <w:sz w:val="22"/>
-          <w:szCs w:val="22"/>
           <w:lang w:val="ru-RU"/>
         </w:rPr>
         <w:br/>
@@ -6820,16 +6489,12 @@
       <w:r>
         <w:rPr>
           <w:rFonts w:ascii="Consolas" w:hAnsi="Consolas" w:cs="Times New Roman"/>
-          <w:sz w:val="22"/>
-          <w:szCs w:val="22"/>
         </w:rPr>
         <w:t>duration</w:t>
       </w:r>
       <w:r>
         <w:rPr>
           <w:rFonts w:ascii="Consolas" w:hAnsi="Consolas" w:cs="Times New Roman"/>
-          <w:sz w:val="22"/>
-          <w:szCs w:val="22"/>
           <w:lang w:val="ru-RU"/>
         </w:rPr>
         <w:t xml:space="preserve">: </w:t>
@@ -6837,16 +6502,12 @@
       <w:r>
         <w:rPr>
           <w:rFonts w:ascii="Consolas" w:hAnsi="Consolas" w:cs="Times New Roman"/>
-          <w:sz w:val="22"/>
-          <w:szCs w:val="22"/>
         </w:rPr>
         <w:t>float</w:t>
       </w:r>
       <w:r>
         <w:rPr>
           <w:rFonts w:ascii="Consolas" w:hAnsi="Consolas" w:cs="Times New Roman"/>
-          <w:sz w:val="22"/>
-          <w:szCs w:val="22"/>
           <w:lang w:val="ru-RU"/>
         </w:rPr>
         <w:br/>
@@ -6855,16 +6516,12 @@
       <w:r>
         <w:rPr>
           <w:rFonts w:ascii="Consolas" w:hAnsi="Consolas" w:cs="Times New Roman"/>
-          <w:sz w:val="22"/>
-          <w:szCs w:val="22"/>
         </w:rPr>
         <w:t>real</w:t>
       </w:r>
       <w:r>
         <w:rPr>
           <w:rFonts w:ascii="Consolas" w:hAnsi="Consolas" w:cs="Times New Roman"/>
-          <w:sz w:val="22"/>
-          <w:szCs w:val="22"/>
           <w:lang w:val="ru-RU"/>
         </w:rPr>
         <w:t xml:space="preserve">: </w:t>
@@ -6872,16 +6529,12 @@
       <w:r>
         <w:rPr>
           <w:rFonts w:ascii="Consolas" w:hAnsi="Consolas" w:cs="Times New Roman"/>
-          <w:sz w:val="22"/>
-          <w:szCs w:val="22"/>
         </w:rPr>
         <w:t>float</w:t>
       </w:r>
       <w:r>
         <w:rPr>
           <w:rFonts w:ascii="Consolas" w:hAnsi="Consolas" w:cs="Times New Roman"/>
-          <w:sz w:val="22"/>
-          <w:szCs w:val="22"/>
           <w:lang w:val="ru-RU"/>
         </w:rPr>
         <w:br/>
@@ -6891,8 +6544,6 @@
       <w:r>
         <w:rPr>
           <w:rFonts w:ascii="Consolas" w:hAnsi="Consolas" w:cs="Times New Roman"/>
-          <w:sz w:val="22"/>
-          <w:szCs w:val="22"/>
         </w:rPr>
         <w:t>imag</w:t>
       </w:r>
@@ -6900,8 +6551,6 @@
       <w:r>
         <w:rPr>
           <w:rFonts w:ascii="Consolas" w:hAnsi="Consolas" w:cs="Times New Roman"/>
-          <w:sz w:val="22"/>
-          <w:szCs w:val="22"/>
           <w:lang w:val="ru-RU"/>
         </w:rPr>
         <w:t xml:space="preserve">: </w:t>
@@ -6909,12 +6558,11 @@
       <w:r>
         <w:rPr>
           <w:rFonts w:ascii="Consolas" w:hAnsi="Consolas" w:cs="Times New Roman"/>
-          <w:sz w:val="22"/>
-          <w:szCs w:val="22"/>
         </w:rPr>
         <w:t>float</w:t>
       </w:r>
     </w:p>
+    <w:bookmarkEnd w:id="0"/>
     <w:p>
       <w:pPr>
         <w:pStyle w:val="a0"/>
@@ -7713,7 +7361,6 @@
           <w:szCs w:val="28"/>
           <w:lang w:val="ru-RU"/>
         </w:rPr>
-        <w:lastRenderedPageBreak/>
         <w:t>Таблица 1 (продолжение)</w:t>
       </w:r>
     </w:p>
@@ -7761,6 +7408,7 @@
                 <w:sz w:val="28"/>
                 <w:szCs w:val="28"/>
               </w:rPr>
+              <w:lastRenderedPageBreak/>
               <w:t>real</w:t>
             </w:r>
           </w:p>
@@ -9271,7 +8919,7 @@
           <w:szCs w:val="28"/>
           <w:lang w:val="ru-RU"/>
         </w:rPr>
-        <w:t xml:space="preserve">(). Узнала, что они не </w:t>
+        <w:t xml:space="preserve">(). Узнала, что они не изменяют исходную строку, а возвращают новую. Это связано с </w:t>
       </w:r>
       <w:r>
         <w:rPr>
@@ -9281,7 +8929,7 @@
           <w:lang w:val="ru-RU"/>
         </w:rPr>
         <w:lastRenderedPageBreak/>
-        <w:t xml:space="preserve">изменяют исходную строку, а возвращают новую. Это связано с неизменяемостью строк: если результат не сохранить в переменную, изменения потеряются. Та же причина объясняет ошибку </w:t>
+        <w:t xml:space="preserve">неизменяемостью строк: если результат не сохранить в переменную, изменения потеряются. Та же причина объясняет ошибку </w:t>
       </w:r>
       <w:proofErr w:type="spellStart"/>
       <w:r>
@@ -9316,8 +8964,6 @@
           <w:lang w:val="ru-RU"/>
         </w:rPr>
       </w:pPr>
-      <w:bookmarkStart w:id="0" w:name="_GoBack"/>
-      <w:bookmarkEnd w:id="0"/>
     </w:p>
     <w:sectPr>
       <w:footerReference w:type="default" r:id="rId8"/>
